--- a/static/media/4.qd_giam_sat_ktr_giai_the.docx
+++ b/static/media/4.qd_giam_sat_ktr_giai_the.docx
@@ -1,11 +1,11 @@
 
 <file path=word/document.xml><?xml version="1.0" encoding="utf-8"?>
-<w:document xmlns:wpc="http://schemas.microsoft.com/office/word/2010/wordprocessingCanvas" xmlns:cx="http://schemas.microsoft.com/office/drawing/2014/chartex" xmlns:cx1="http://schemas.microsoft.com/office/drawing/2015/9/8/chartex" xmlns:cx2="http://schemas.microsoft.com/office/drawing/2015/10/21/chartex" xmlns:cx3="http://schemas.microsoft.com/office/drawing/2016/5/9/chartex" xmlns:cx4="http://schemas.microsoft.com/office/drawing/2016/5/10/chartex" xmlns:cx5="http://schemas.microsoft.com/office/drawing/2016/5/11/chartex" xmlns:cx6="http://schemas.microsoft.com/office/drawing/2016/5/12/chartex" xmlns:cx7="http://schemas.microsoft.com/office/drawing/2016/5/13/chartex" xmlns:cx8="http://schemas.microsoft.com/office/drawing/2016/5/14/chartex" xmlns:mc="http://schemas.openxmlformats.org/markup-compatibility/2006" xmlns:aink="http://schemas.microsoft.com/office/drawing/2016/ink" xmlns:am3d="http://schemas.microsoft.com/office/drawing/2017/model3d" xmlns:o="urn:schemas-microsoft-com:office:office" xmlns:r="http://schemas.openxmlformats.org/officeDocument/2006/relationships" xmlns:m="http://schemas.openxmlformats.org/officeDocument/2006/math" xmlns:v="urn:schemas-microsoft-com:vml" xmlns:wp14="http://schemas.microsoft.com/office/word/2010/wordprocessingDrawing" xmlns:wp="http://schemas.openxmlformats.org/drawingml/2006/wordprocessingDrawing" xmlns:w10="urn:schemas-microsoft-com:office:word" xmlns:w="http://schemas.openxmlformats.org/wordprocessingml/2006/main" xmlns:w14="http://schemas.microsoft.com/office/word/2010/wordml" xmlns:w15="http://schemas.microsoft.com/office/word/2012/wordml" xmlns:w16cex="http://schemas.microsoft.com/office/word/2018/wordml/cex" xmlns:w16cid="http://schemas.microsoft.com/office/word/2016/wordml/cid" xmlns:w16="http://schemas.microsoft.com/office/word/2018/wordml" xmlns:w16sdtdh="http://schemas.microsoft.com/office/word/2020/wordml/sdtdatahash" xmlns:w16se="http://schemas.microsoft.com/office/word/2015/wordml/symex" xmlns:wpg="http://schemas.microsoft.com/office/word/2010/wordprocessingGroup" xmlns:wpi="http://schemas.microsoft.com/office/word/2010/wordprocessingInk" xmlns:wne="http://schemas.microsoft.com/office/word/2006/wordml" xmlns:wps="http://schemas.microsoft.com/office/word/2010/wordprocessingShape" mc:Ignorable="w14 w15 w16se w16cid w16 w16cex w16sdtdh wp14">
+<w:document xmlns:wpc="http://schemas.microsoft.com/office/word/2010/wordprocessingCanvas" xmlns:cx="http://schemas.microsoft.com/office/drawing/2014/chartex" xmlns:cx1="http://schemas.microsoft.com/office/drawing/2015/9/8/chartex" xmlns:cx2="http://schemas.microsoft.com/office/drawing/2015/10/21/chartex" xmlns:cx3="http://schemas.microsoft.com/office/drawing/2016/5/9/chartex" xmlns:cx4="http://schemas.microsoft.com/office/drawing/2016/5/10/chartex" xmlns:cx5="http://schemas.microsoft.com/office/drawing/2016/5/11/chartex" xmlns:cx6="http://schemas.microsoft.com/office/drawing/2016/5/12/chartex" xmlns:cx7="http://schemas.microsoft.com/office/drawing/2016/5/13/chartex" xmlns:cx8="http://schemas.microsoft.com/office/drawing/2016/5/14/chartex" xmlns:mc="http://schemas.openxmlformats.org/markup-compatibility/2006" xmlns:aink="http://schemas.microsoft.com/office/drawing/2016/ink" xmlns:am3d="http://schemas.microsoft.com/office/drawing/2017/model3d" xmlns:o="urn:schemas-microsoft-com:office:office" xmlns:oel="http://schemas.microsoft.com/office/2019/extlst" xmlns:r="http://schemas.openxmlformats.org/officeDocument/2006/relationships" xmlns:m="http://schemas.openxmlformats.org/officeDocument/2006/math" xmlns:v="urn:schemas-microsoft-com:vml" xmlns:wp14="http://schemas.microsoft.com/office/word/2010/wordprocessingDrawing" xmlns:wp="http://schemas.openxmlformats.org/drawingml/2006/wordprocessingDrawing" xmlns:w10="urn:schemas-microsoft-com:office:word" xmlns:w="http://schemas.openxmlformats.org/wordprocessingml/2006/main" xmlns:w14="http://schemas.microsoft.com/office/word/2010/wordml" xmlns:w15="http://schemas.microsoft.com/office/word/2012/wordml" xmlns:w16cex="http://schemas.microsoft.com/office/word/2018/wordml/cex" xmlns:w16cid="http://schemas.microsoft.com/office/word/2016/wordml/cid" xmlns:w16="http://schemas.microsoft.com/office/word/2018/wordml" xmlns:w16du="http://schemas.microsoft.com/office/word/2023/wordml/word16du" xmlns:w16sdtdh="http://schemas.microsoft.com/office/word/2020/wordml/sdtdatahash" xmlns:w16sdtfl="http://schemas.microsoft.com/office/word/2024/wordml/sdtformatlock" xmlns:w16se="http://schemas.microsoft.com/office/word/2015/wordml/symex" xmlns:wpg="http://schemas.microsoft.com/office/word/2010/wordprocessingGroup" xmlns:wpi="http://schemas.microsoft.com/office/word/2010/wordprocessingInk" xmlns:wne="http://schemas.microsoft.com/office/word/2006/wordml" xmlns:wps="http://schemas.microsoft.com/office/word/2010/wordprocessingShape" mc:Ignorable="w14 w15 w16se w16cid w16 w16cex w16sdtdh w16sdtfl w16du wp14">
   <w:body>
     <w:p>
       <w:pPr>
         <w:tabs>
-          <w:tab w:val="center" w:pos="1276"/>
+          <w:tab w:val="center" w:pos="1418"/>
           <w:tab w:val="center" w:pos="6804"/>
         </w:tabs>
         <w:ind w:left="-567" w:right="-121"/>
@@ -28,7 +28,7 @@
           <w:sz w:val="24"/>
           <w:szCs w:val="24"/>
         </w:rPr>
-        <w:t>TỔNG CỤC THUẾ</w:t>
+        <w:t>CỤC THUẾ</w:t>
       </w:r>
       <w:r>
         <w:rPr>
@@ -62,7 +62,7 @@
     <w:p>
       <w:pPr>
         <w:tabs>
-          <w:tab w:val="center" w:pos="1276"/>
+          <w:tab w:val="center" w:pos="1418"/>
           <w:tab w:val="center" w:pos="6804"/>
         </w:tabs>
         <w:ind w:left="-567"/>
@@ -232,19 +232,31 @@
         <w:rPr>
           <w:b/>
         </w:rPr>
-        <w:t>CỤC THUẾ</w:t>
-      </w:r>
-      <w:r>
-        <w:rPr>
-          <w:b/>
-        </w:rPr>
-        <w:t xml:space="preserve"> TỈNH</w:t>
-      </w:r>
-      <w:r>
-        <w:rPr>
-          <w:b/>
-        </w:rPr>
-        <w:t xml:space="preserve"> QUẢNG TRỊ</w:t>
+        <w:t>C</w:t>
+      </w:r>
+      <w:r>
+        <w:rPr>
+          <w:b/>
+        </w:rPr>
+        <w:t>HI C</w:t>
+      </w:r>
+      <w:r>
+        <w:rPr>
+          <w:b/>
+        </w:rPr>
+        <w:t>ỤC THUẾ</w:t>
+      </w:r>
+      <w:r>
+        <w:rPr>
+          <w:b/>
+        </w:rPr>
+        <w:t xml:space="preserve"> </w:t>
+      </w:r>
+      <w:r>
+        <w:rPr>
+          <w:b/>
+        </w:rPr>
+        <w:t>KHU VỰC XI</w:t>
       </w:r>
       <w:r>
         <w:rPr>
@@ -353,7 +365,7 @@
     <w:p>
       <w:pPr>
         <w:tabs>
-          <w:tab w:val="center" w:pos="1134"/>
+          <w:tab w:val="center" w:pos="1418"/>
           <w:tab w:val="right" w:pos="9356"/>
         </w:tabs>
         <w:spacing w:before="120"/>
@@ -398,14 +410,28 @@
           <w:sz w:val="28"/>
           <w:szCs w:val="28"/>
         </w:rPr>
-        <w:t>CT</w:t>
-      </w:r>
-      <w:r>
-        <w:rPr>
-          <w:sz w:val="28"/>
-          <w:szCs w:val="28"/>
-        </w:rPr>
-        <w:t>QTR</w:t>
+        <w:t>C</w:t>
+      </w:r>
+      <w:r>
+        <w:rPr>
+          <w:sz w:val="28"/>
+          <w:szCs w:val="28"/>
+        </w:rPr>
+        <w:t>C</w:t>
+      </w:r>
+      <w:r>
+        <w:rPr>
+          <w:sz w:val="28"/>
+          <w:szCs w:val="28"/>
+        </w:rPr>
+        <w:t>T</w:t>
+      </w:r>
+      <w:r>
+        <w:rPr>
+          <w:sz w:val="28"/>
+          <w:szCs w:val="28"/>
+        </w:rPr>
+        <w:t>KV.XI</w:t>
       </w:r>
       <w:r>
         <w:rPr>
@@ -722,7 +748,39 @@
           <w:sz w:val="28"/>
           <w:szCs w:val="28"/>
         </w:rPr>
-        <w:t>CỤC TRƯỞNG CỤC THUẾ TỈNH QUẢNG TRỊ</w:t>
+        <w:t xml:space="preserve">CHI </w:t>
+      </w:r>
+      <w:r>
+        <w:rPr>
+          <w:b/>
+          <w:sz w:val="28"/>
+          <w:szCs w:val="28"/>
+        </w:rPr>
+        <w:t xml:space="preserve">CỤC TRƯỞNG </w:t>
+      </w:r>
+      <w:r>
+        <w:rPr>
+          <w:b/>
+          <w:sz w:val="28"/>
+          <w:szCs w:val="28"/>
+        </w:rPr>
+        <w:t>CHI</w:t>
+      </w:r>
+      <w:r>
+        <w:rPr>
+          <w:b/>
+          <w:sz w:val="28"/>
+          <w:szCs w:val="28"/>
+        </w:rPr>
+        <w:t xml:space="preserve"> </w:t>
+      </w:r>
+      <w:r>
+        <w:rPr>
+          <w:b/>
+          <w:sz w:val="28"/>
+          <w:szCs w:val="28"/>
+        </w:rPr>
+        <w:t>CỤC THUẾ</w:t>
       </w:r>
     </w:p>
     <w:p>
@@ -741,63 +799,7 @@
           <w:sz w:val="28"/>
           <w:szCs w:val="28"/>
         </w:rPr>
-        <w:t xml:space="preserve">Căn cứ Luật Quản lý thuế ngày </w:t>
-      </w:r>
-      <w:r>
-        <w:rPr>
-          <w:i/>
-          <w:sz w:val="28"/>
-          <w:szCs w:val="28"/>
-        </w:rPr>
-        <w:t>13</w:t>
-      </w:r>
-      <w:r>
-        <w:rPr>
-          <w:i/>
-          <w:sz w:val="28"/>
-          <w:szCs w:val="28"/>
-        </w:rPr>
-        <w:t xml:space="preserve"> tháng </w:t>
-      </w:r>
-      <w:r>
-        <w:rPr>
-          <w:i/>
-          <w:sz w:val="28"/>
-          <w:szCs w:val="28"/>
-        </w:rPr>
-        <w:t>6</w:t>
-      </w:r>
-      <w:r>
-        <w:rPr>
-          <w:i/>
-          <w:sz w:val="28"/>
-          <w:szCs w:val="28"/>
-        </w:rPr>
-        <w:t xml:space="preserve"> năm 20</w:t>
-      </w:r>
-      <w:r>
-        <w:rPr>
-          <w:i/>
-          <w:sz w:val="28"/>
-          <w:szCs w:val="28"/>
-        </w:rPr>
-        <w:t>19</w:t>
-      </w:r>
-      <w:r>
-        <w:rPr>
-          <w:i/>
-          <w:sz w:val="28"/>
-          <w:szCs w:val="28"/>
-        </w:rPr>
-        <w:t xml:space="preserve"> </w:t>
-      </w:r>
-      <w:r>
-        <w:rPr>
-          <w:i/>
-          <w:sz w:val="28"/>
-          <w:szCs w:val="28"/>
-        </w:rPr>
-        <w:t>và các văn bản hướng dẫn thi hành</w:t>
+        <w:t>Căn cứ Luật Quản lý thuế &lt;luat_qlt_ngay&gt; và các văn bản hướng dẫn thi hành</w:t>
       </w:r>
       <w:r>
         <w:rPr>
@@ -810,46 +812,23 @@
     </w:p>
     <w:p>
       <w:pPr>
-        <w:pStyle w:val="BodyTextIndentTimesNewRoman"/>
-        <w:spacing w:line="240" w:lineRule="auto"/>
         <w:ind w:firstLine="709"/>
-        <w:rPr>
-          <w:bCs/>
-          <w:i/>
-          <w:color w:val="auto"/>
-        </w:rPr>
-      </w:pPr>
-      <w:r>
-        <w:rPr>
-          <w:bCs/>
-          <w:i/>
-          <w:color w:val="auto"/>
-        </w:rPr>
-        <w:t xml:space="preserve">Căn cứ </w:t>
-      </w:r>
-      <w:r>
-        <w:rPr>
-          <w:bCs/>
-          <w:i/>
-          <w:color w:val="auto"/>
-        </w:rPr>
-        <w:t>&lt;quy_trinh_ktra&gt;</w:t>
-      </w:r>
-      <w:r>
-        <w:rPr>
-          <w:bCs/>
-          <w:i/>
-          <w:color w:val="auto"/>
-        </w:rPr>
-        <w:t xml:space="preserve"> </w:t>
-      </w:r>
-      <w:r>
-        <w:rPr>
-          <w:bCs/>
-          <w:i/>
-          <w:color w:val="auto"/>
-        </w:rPr>
-        <w:t>của Tổng cục Thuế về việc phê duyệt quy trình kiểm tra thuế;</w:t>
+        <w:jc w:val="both"/>
+        <w:rPr>
+          <w:i/>
+          <w:sz w:val="28"/>
+          <w:szCs w:val="28"/>
+          <w:lang w:val="nl-NL"/>
+        </w:rPr>
+      </w:pPr>
+      <w:r>
+        <w:rPr>
+          <w:i/>
+          <w:sz w:val="28"/>
+          <w:szCs w:val="28"/>
+          <w:lang w:val="nl-NL"/>
+        </w:rPr>
+        <w:t>Căn cứ Quyết định số 1614/QĐ-TCT ngày 13/10/2020 của Tổng cục Thuế về việc ban hành quy chế giám sát hoạt động của Đoàn thanh tra, kiểm tra thuế;</w:t>
       </w:r>
     </w:p>
     <w:p>
@@ -860,17 +839,23 @@
           <w:i/>
           <w:sz w:val="28"/>
           <w:szCs w:val="28"/>
-          <w:lang w:val="nl-NL"/>
-        </w:rPr>
-      </w:pPr>
-      <w:r>
-        <w:rPr>
-          <w:i/>
-          <w:sz w:val="28"/>
-          <w:szCs w:val="28"/>
-          <w:lang w:val="nl-NL"/>
-        </w:rPr>
-        <w:t>Căn cứ Quyết định số 1614/QĐ-TCT ngày 13/10/2020 của Tổng cục trưởng Tổng cục Thuế về việc ban hành quy chế giám sát hoạt động của Đoàn thanh tra, kiểm tra thuế;</w:t>
+        </w:rPr>
+      </w:pPr>
+      <w:r>
+        <w:rPr>
+          <w:i/>
+          <w:sz w:val="28"/>
+          <w:szCs w:val="28"/>
+        </w:rPr>
+        <w:t>Căn cứ Quyết định số 904/QĐ-BTC ngày 03/03/2025 của Bộ Tài chính quy định chức năng, nhiệm vụ, quyền hạn và cơ cấu tổ chức của Chi cục Thuế khu vực thuộc Cục Thuế</w:t>
+      </w:r>
+      <w:r>
+        <w:rPr>
+          <w:i/>
+          <w:sz w:val="28"/>
+          <w:szCs w:val="28"/>
+        </w:rPr>
+        <w:t>;</w:t>
       </w:r>
     </w:p>
     <w:p>
@@ -881,15 +866,211 @@
           <w:i/>
           <w:sz w:val="28"/>
           <w:szCs w:val="28"/>
-        </w:rPr>
-      </w:pPr>
-      <w:r>
-        <w:rPr>
-          <w:i/>
-          <w:sz w:val="28"/>
-          <w:szCs w:val="28"/>
-        </w:rPr>
-        <w:t>Căn cứ Quyết định số 1836/QĐ-BTC ngày 08 tháng 10 năm 2018 của Bộ Tài Chính quy định chức năng, nhiệm vụ, quyền hạn và cơ cấu tổ chức của Cục Thuế thuộc Tổng cục Thuế;</w:t>
+          <w:lang w:val="nl-NL"/>
+        </w:rPr>
+      </w:pPr>
+      <w:r>
+        <w:rPr>
+          <w:i/>
+          <w:sz w:val="28"/>
+          <w:szCs w:val="28"/>
+        </w:rPr>
+        <w:t>Căn cứ Quyết định</w:t>
+      </w:r>
+      <w:r>
+        <w:rPr>
+          <w:i/>
+          <w:sz w:val="28"/>
+          <w:szCs w:val="28"/>
+        </w:rPr>
+        <w:t xml:space="preserve"> </w:t>
+      </w:r>
+      <w:r>
+        <w:rPr>
+          <w:bCs/>
+          <w:i/>
+          <w:iCs/>
+          <w:sz w:val="28"/>
+          <w:szCs w:val="28"/>
+          <w:lang w:val="nl-NL"/>
+        </w:rPr>
+        <w:t xml:space="preserve">số          </w:t>
+      </w:r>
+      <w:r>
+        <w:rPr>
+          <w:i/>
+          <w:sz w:val="28"/>
+          <w:szCs w:val="28"/>
+        </w:rPr>
+        <w:t>/QĐ-C</w:t>
+      </w:r>
+      <w:r>
+        <w:rPr>
+          <w:i/>
+          <w:sz w:val="28"/>
+          <w:szCs w:val="28"/>
+        </w:rPr>
+        <w:t>C</w:t>
+      </w:r>
+      <w:r>
+        <w:rPr>
+          <w:i/>
+          <w:sz w:val="28"/>
+          <w:szCs w:val="28"/>
+        </w:rPr>
+        <w:t>T</w:t>
+      </w:r>
+      <w:r>
+        <w:rPr>
+          <w:i/>
+          <w:sz w:val="28"/>
+          <w:szCs w:val="28"/>
+        </w:rPr>
+        <w:t>KV.XI</w:t>
+      </w:r>
+      <w:r>
+        <w:rPr>
+          <w:i/>
+          <w:sz w:val="28"/>
+          <w:szCs w:val="28"/>
+          <w:lang w:val="nl-NL"/>
+        </w:rPr>
+        <w:t xml:space="preserve"> </w:t>
+      </w:r>
+      <w:r>
+        <w:rPr>
+          <w:i/>
+          <w:sz w:val="28"/>
+          <w:szCs w:val="28"/>
+          <w:lang w:val="nl-NL"/>
+        </w:rPr>
+        <w:t>&lt;ngay_thang&gt;</w:t>
+      </w:r>
+      <w:r>
+        <w:rPr>
+          <w:i/>
+          <w:sz w:val="28"/>
+          <w:szCs w:val="28"/>
+          <w:lang w:val="nl-NL"/>
+        </w:rPr>
+        <w:t xml:space="preserve"> của C</w:t>
+      </w:r>
+      <w:r>
+        <w:rPr>
+          <w:i/>
+          <w:sz w:val="28"/>
+          <w:szCs w:val="28"/>
+          <w:lang w:val="nl-NL"/>
+        </w:rPr>
+        <w:t>hi c</w:t>
+      </w:r>
+      <w:r>
+        <w:rPr>
+          <w:i/>
+          <w:sz w:val="28"/>
+          <w:szCs w:val="28"/>
+          <w:lang w:val="nl-NL"/>
+        </w:rPr>
+        <w:t xml:space="preserve">ục </w:t>
+      </w:r>
+      <w:r>
+        <w:rPr>
+          <w:i/>
+          <w:sz w:val="28"/>
+          <w:szCs w:val="28"/>
+          <w:lang w:val="nl-NL"/>
+        </w:rPr>
+        <w:t>T</w:t>
+      </w:r>
+      <w:r>
+        <w:rPr>
+          <w:i/>
+          <w:sz w:val="28"/>
+          <w:szCs w:val="28"/>
+          <w:lang w:val="nl-NL"/>
+        </w:rPr>
+        <w:t xml:space="preserve">huế </w:t>
+      </w:r>
+      <w:r>
+        <w:rPr>
+          <w:i/>
+          <w:sz w:val="28"/>
+          <w:szCs w:val="28"/>
+          <w:lang w:val="nl-NL"/>
+        </w:rPr>
+        <w:t>khu vực XI</w:t>
+      </w:r>
+      <w:r>
+        <w:rPr>
+          <w:i/>
+          <w:sz w:val="28"/>
+          <w:szCs w:val="28"/>
+          <w:lang w:val="nl-NL"/>
+        </w:rPr>
+        <w:t xml:space="preserve"> về việc </w:t>
+      </w:r>
+      <w:r>
+        <w:rPr>
+          <w:i/>
+          <w:sz w:val="28"/>
+          <w:szCs w:val="28"/>
+          <w:lang w:val="nl-NL"/>
+        </w:rPr>
+        <w:t>ki</w:t>
+      </w:r>
+      <w:r>
+        <w:rPr>
+          <w:i/>
+          <w:sz w:val="28"/>
+          <w:szCs w:val="28"/>
+          <w:lang w:val="nl-NL"/>
+        </w:rPr>
+        <w:t>ểm</w:t>
+      </w:r>
+      <w:r>
+        <w:rPr>
+          <w:i/>
+          <w:sz w:val="28"/>
+          <w:szCs w:val="28"/>
+          <w:lang w:val="nl-NL"/>
+        </w:rPr>
+        <w:t xml:space="preserve"> tra </w:t>
+      </w:r>
+      <w:r>
+        <w:rPr>
+          <w:i/>
+          <w:sz w:val="28"/>
+          <w:szCs w:val="28"/>
+          <w:lang w:val="nl-NL"/>
+        </w:rPr>
+        <w:t>giải thể</w:t>
+      </w:r>
+      <w:r>
+        <w:rPr>
+          <w:i/>
+          <w:sz w:val="28"/>
+          <w:szCs w:val="28"/>
+          <w:lang w:val="nl-NL"/>
+        </w:rPr>
+        <w:t xml:space="preserve"> tại </w:t>
+      </w:r>
+      <w:r>
+        <w:rPr>
+          <w:i/>
+          <w:sz w:val="28"/>
+          <w:szCs w:val="28"/>
+          <w:lang w:val="nl-NL"/>
+        </w:rPr>
+        <w:t>&lt;ten_dv&gt;</w:t>
+      </w:r>
+      <w:r>
+        <w:rPr>
+          <w:i/>
+          <w:sz w:val="28"/>
+          <w:szCs w:val="28"/>
+          <w:lang w:val="nl-NL"/>
+        </w:rPr>
+        <w:t>;</w:t>
       </w:r>
     </w:p>
     <w:p>
@@ -908,280 +1089,454 @@
           <w:i/>
           <w:sz w:val="28"/>
           <w:szCs w:val="28"/>
-        </w:rPr>
-        <w:t>Căn cứ Quyết định</w:t>
-      </w:r>
-      <w:r>
-        <w:rPr>
-          <w:i/>
-          <w:sz w:val="28"/>
-          <w:szCs w:val="28"/>
-        </w:rPr>
-        <w:t xml:space="preserve"> </w:t>
-      </w:r>
-      <w:r>
-        <w:rPr>
-          <w:bCs/>
-          <w:i/>
-          <w:iCs/>
-          <w:sz w:val="28"/>
-          <w:szCs w:val="28"/>
-          <w:lang w:val="nl-NL"/>
-        </w:rPr>
-        <w:t xml:space="preserve">số          </w:t>
-      </w:r>
-      <w:r>
-        <w:rPr>
-          <w:i/>
-          <w:sz w:val="28"/>
-          <w:szCs w:val="28"/>
-        </w:rPr>
-        <w:t>/QĐ-CT</w:t>
-      </w:r>
-      <w:r>
-        <w:rPr>
-          <w:i/>
-          <w:sz w:val="28"/>
-          <w:szCs w:val="28"/>
-        </w:rPr>
-        <w:t>QTR</w:t>
-      </w:r>
-      <w:r>
-        <w:rPr>
-          <w:i/>
-          <w:sz w:val="28"/>
-          <w:szCs w:val="28"/>
-          <w:lang w:val="nl-NL"/>
-        </w:rPr>
-        <w:t xml:space="preserve"> </w:t>
-      </w:r>
-      <w:r>
-        <w:rPr>
-          <w:i/>
-          <w:sz w:val="28"/>
-          <w:szCs w:val="28"/>
-          <w:lang w:val="nl-NL"/>
-        </w:rPr>
-        <w:t>&lt;ngay_thang&gt;</w:t>
-      </w:r>
-      <w:r>
-        <w:rPr>
-          <w:i/>
-          <w:sz w:val="28"/>
-          <w:szCs w:val="28"/>
-          <w:lang w:val="nl-NL"/>
-        </w:rPr>
-        <w:t xml:space="preserve"> của Cục </w:t>
-      </w:r>
-      <w:r>
-        <w:rPr>
-          <w:i/>
-          <w:sz w:val="28"/>
-          <w:szCs w:val="28"/>
-          <w:lang w:val="nl-NL"/>
-        </w:rPr>
-        <w:t>T</w:t>
-      </w:r>
-      <w:r>
-        <w:rPr>
-          <w:i/>
-          <w:sz w:val="28"/>
-          <w:szCs w:val="28"/>
-          <w:lang w:val="nl-NL"/>
-        </w:rPr>
-        <w:t xml:space="preserve">huế tỉnh Quảng Trị về việc </w:t>
-      </w:r>
-      <w:r>
-        <w:rPr>
-          <w:i/>
-          <w:sz w:val="28"/>
-          <w:szCs w:val="28"/>
-          <w:lang w:val="nl-NL"/>
-        </w:rPr>
-        <w:t>ki</w:t>
-      </w:r>
-      <w:r>
-        <w:rPr>
-          <w:i/>
-          <w:sz w:val="28"/>
-          <w:szCs w:val="28"/>
-          <w:lang w:val="nl-NL"/>
-        </w:rPr>
-        <w:t>ểm</w:t>
-      </w:r>
-      <w:r>
-        <w:rPr>
-          <w:i/>
-          <w:sz w:val="28"/>
-          <w:szCs w:val="28"/>
-          <w:lang w:val="nl-NL"/>
-        </w:rPr>
-        <w:t xml:space="preserve"> tra </w:t>
-      </w:r>
-      <w:r>
-        <w:rPr>
-          <w:i/>
-          <w:sz w:val="28"/>
-          <w:szCs w:val="28"/>
-          <w:lang w:val="nl-NL"/>
-        </w:rPr>
-        <w:t>giải thể</w:t>
-      </w:r>
-      <w:r>
-        <w:rPr>
-          <w:i/>
-          <w:sz w:val="28"/>
-          <w:szCs w:val="28"/>
-          <w:lang w:val="nl-NL"/>
-        </w:rPr>
-        <w:t xml:space="preserve"> tại </w:t>
-      </w:r>
-      <w:r>
-        <w:rPr>
-          <w:i/>
-          <w:sz w:val="28"/>
-          <w:szCs w:val="28"/>
-          <w:lang w:val="nl-NL"/>
-        </w:rPr>
-        <w:t>&lt;ten_dv&gt;</w:t>
-      </w:r>
-      <w:r>
-        <w:rPr>
-          <w:i/>
-          <w:sz w:val="28"/>
-          <w:szCs w:val="28"/>
-          <w:lang w:val="nl-NL"/>
-        </w:rPr>
-        <w:t>;</w:t>
+          <w:lang w:val="nl-NL"/>
+        </w:rPr>
+        <w:t>Theo</w:t>
+      </w:r>
+      <w:r>
+        <w:rPr>
+          <w:i/>
+          <w:sz w:val="28"/>
+          <w:szCs w:val="28"/>
+          <w:lang w:val="nl-NL"/>
+        </w:rPr>
+        <w:t xml:space="preserve"> đề nghị của </w:t>
+      </w:r>
+      <w:r>
+        <w:rPr>
+          <w:i/>
+          <w:color w:val="000000" w:themeColor="text1"/>
+          <w:sz w:val="28"/>
+          <w:szCs w:val="28"/>
+        </w:rPr>
+        <w:t>&lt;ld_phong&gt;</w:t>
+      </w:r>
+      <w:r>
+        <w:rPr>
+          <w:i/>
+          <w:sz w:val="28"/>
+          <w:szCs w:val="28"/>
+          <w:lang w:val="nl-NL"/>
+        </w:rPr>
+        <w:t xml:space="preserve"> Tha</w:t>
+      </w:r>
+      <w:r>
+        <w:rPr>
+          <w:i/>
+          <w:sz w:val="28"/>
+          <w:szCs w:val="28"/>
+          <w:lang w:val="nl-NL"/>
+        </w:rPr>
+        <w:t>nh tra</w:t>
+      </w:r>
+      <w:r>
+        <w:rPr>
+          <w:i/>
+          <w:sz w:val="28"/>
+          <w:szCs w:val="28"/>
+          <w:lang w:val="nl-NL"/>
+        </w:rPr>
+        <w:t xml:space="preserve"> – </w:t>
+      </w:r>
+      <w:r>
+        <w:rPr>
+          <w:i/>
+          <w:sz w:val="28"/>
+          <w:szCs w:val="28"/>
+          <w:lang w:val="nl-NL"/>
+        </w:rPr>
+        <w:t>Kiểm tra</w:t>
+      </w:r>
+      <w:r>
+        <w:rPr>
+          <w:i/>
+          <w:sz w:val="28"/>
+          <w:szCs w:val="28"/>
+          <w:lang w:val="nl-NL"/>
+        </w:rPr>
+        <w:t xml:space="preserve"> số 4</w:t>
+      </w:r>
+      <w:r>
+        <w:rPr>
+          <w:i/>
+          <w:sz w:val="28"/>
+          <w:szCs w:val="28"/>
+          <w:lang w:val="nl-NL"/>
+        </w:rPr>
+        <w:t>.</w:t>
       </w:r>
     </w:p>
     <w:p>
       <w:pPr>
+        <w:spacing w:before="120"/>
+        <w:jc w:val="center"/>
+        <w:rPr>
+          <w:b/>
+          <w:sz w:val="28"/>
+          <w:szCs w:val="28"/>
+        </w:rPr>
+      </w:pPr>
+      <w:r>
+        <w:rPr>
+          <w:b/>
+          <w:sz w:val="28"/>
+          <w:szCs w:val="28"/>
+        </w:rPr>
+        <w:t>QUYẾT ĐỊNH:</w:t>
+      </w:r>
+    </w:p>
+    <w:p>
+      <w:pPr>
+        <w:ind w:right="-1" w:firstLine="567"/>
+        <w:jc w:val="both"/>
+        <w:rPr>
+          <w:b/>
+          <w:sz w:val="2"/>
+          <w:szCs w:val="28"/>
+        </w:rPr>
+      </w:pPr>
+    </w:p>
+    <w:p>
+      <w:pPr>
+        <w:ind w:firstLine="562"/>
+        <w:jc w:val="both"/>
+        <w:rPr>
+          <w:b/>
+          <w:sz w:val="2"/>
+          <w:szCs w:val="28"/>
+        </w:rPr>
+      </w:pPr>
+    </w:p>
+    <w:p>
+      <w:pPr>
+        <w:ind w:firstLine="567"/>
+        <w:jc w:val="both"/>
+        <w:rPr>
+          <w:sz w:val="28"/>
+          <w:szCs w:val="28"/>
+          <w:lang w:val="nl-NL"/>
+        </w:rPr>
+      </w:pPr>
+      <w:r>
+        <w:rPr>
+          <w:b/>
+          <w:sz w:val="28"/>
+          <w:szCs w:val="28"/>
+        </w:rPr>
+        <w:t>Điều 1</w:t>
+      </w:r>
+      <w:r>
+        <w:rPr>
+          <w:b/>
+          <w:sz w:val="28"/>
+          <w:szCs w:val="28"/>
+        </w:rPr>
+        <w:t>.</w:t>
+      </w:r>
+      <w:r>
+        <w:rPr>
+          <w:sz w:val="28"/>
+          <w:szCs w:val="28"/>
+        </w:rPr>
+        <w:t xml:space="preserve"> </w:t>
+      </w:r>
+      <w:r>
+        <w:rPr>
+          <w:sz w:val="28"/>
+          <w:szCs w:val="28"/>
+        </w:rPr>
+        <w:t xml:space="preserve">Thực hiện giám sát đối với hoạt động </w:t>
+      </w:r>
+      <w:r>
+        <w:rPr>
+          <w:sz w:val="28"/>
+          <w:szCs w:val="28"/>
+        </w:rPr>
+        <w:t>kiểm</w:t>
+      </w:r>
+      <w:r>
+        <w:rPr>
+          <w:sz w:val="28"/>
+          <w:szCs w:val="28"/>
+        </w:rPr>
+        <w:t xml:space="preserve"> tra của Đoàn </w:t>
+      </w:r>
+      <w:r>
+        <w:rPr>
+          <w:sz w:val="28"/>
+          <w:szCs w:val="28"/>
+        </w:rPr>
+        <w:t>kiểm</w:t>
+      </w:r>
+      <w:r>
+        <w:rPr>
+          <w:sz w:val="28"/>
+          <w:szCs w:val="28"/>
+        </w:rPr>
+        <w:t xml:space="preserve"> tra </w:t>
+      </w:r>
+      <w:r>
+        <w:rPr>
+          <w:sz w:val="28"/>
+          <w:szCs w:val="28"/>
+        </w:rPr>
+        <w:t xml:space="preserve">thuế </w:t>
+      </w:r>
+      <w:r>
+        <w:rPr>
+          <w:sz w:val="28"/>
+          <w:szCs w:val="28"/>
+        </w:rPr>
+        <w:t xml:space="preserve">được thành lập theo Quyết định </w:t>
+      </w:r>
+      <w:r>
+        <w:rPr>
+          <w:bCs/>
+          <w:iCs/>
+          <w:sz w:val="28"/>
+          <w:szCs w:val="28"/>
+          <w:lang w:val="nl-NL"/>
+        </w:rPr>
+        <w:t xml:space="preserve">số          </w:t>
+      </w:r>
+      <w:r>
+        <w:rPr>
+          <w:sz w:val="28"/>
+          <w:szCs w:val="28"/>
+          <w:lang w:val="nl-NL"/>
+        </w:rPr>
+        <w:t>/QĐ-C</w:t>
+      </w:r>
+      <w:r>
+        <w:rPr>
+          <w:sz w:val="28"/>
+          <w:szCs w:val="28"/>
+          <w:lang w:val="nl-NL"/>
+        </w:rPr>
+        <w:t>C</w:t>
+      </w:r>
+      <w:r>
+        <w:rPr>
+          <w:sz w:val="28"/>
+          <w:szCs w:val="28"/>
+          <w:lang w:val="nl-NL"/>
+        </w:rPr>
+        <w:t>T</w:t>
+      </w:r>
+      <w:r>
+        <w:rPr>
+          <w:sz w:val="28"/>
+          <w:szCs w:val="28"/>
+          <w:lang w:val="nl-NL"/>
+        </w:rPr>
+        <w:t>KV.XI</w:t>
+      </w:r>
+      <w:r>
+        <w:rPr>
+          <w:sz w:val="28"/>
+          <w:szCs w:val="28"/>
+          <w:lang w:val="nl-NL"/>
+        </w:rPr>
+        <w:t xml:space="preserve"> </w:t>
+      </w:r>
+      <w:r>
+        <w:rPr>
+          <w:sz w:val="28"/>
+          <w:szCs w:val="28"/>
+          <w:lang w:val="nl-NL"/>
+        </w:rPr>
+        <w:t>&lt;ngay_thang&gt;</w:t>
+      </w:r>
+      <w:r>
+        <w:rPr>
+          <w:sz w:val="28"/>
+          <w:szCs w:val="28"/>
+          <w:lang w:val="nl-NL"/>
+        </w:rPr>
+        <w:t xml:space="preserve"> của C</w:t>
+      </w:r>
+      <w:r>
+        <w:rPr>
+          <w:sz w:val="28"/>
+          <w:szCs w:val="28"/>
+          <w:lang w:val="nl-NL"/>
+        </w:rPr>
+        <w:t>hi c</w:t>
+      </w:r>
+      <w:r>
+        <w:rPr>
+          <w:sz w:val="28"/>
+          <w:szCs w:val="28"/>
+          <w:lang w:val="nl-NL"/>
+        </w:rPr>
+        <w:t xml:space="preserve">ục thuế </w:t>
+      </w:r>
+      <w:r>
+        <w:rPr>
+          <w:sz w:val="28"/>
+          <w:szCs w:val="28"/>
+          <w:lang w:val="nl-NL"/>
+        </w:rPr>
+        <w:t>khu vực XI</w:t>
+      </w:r>
+      <w:r>
+        <w:rPr>
+          <w:sz w:val="28"/>
+          <w:szCs w:val="28"/>
+          <w:lang w:val="nl-NL"/>
+        </w:rPr>
+        <w:t xml:space="preserve"> về việc </w:t>
+      </w:r>
+      <w:r>
+        <w:rPr>
+          <w:sz w:val="28"/>
+          <w:szCs w:val="28"/>
+          <w:lang w:val="nl-NL"/>
+        </w:rPr>
+        <w:t>kiểm</w:t>
+      </w:r>
+      <w:r>
+        <w:rPr>
+          <w:sz w:val="28"/>
+          <w:szCs w:val="28"/>
+          <w:lang w:val="nl-NL"/>
+        </w:rPr>
+        <w:t xml:space="preserve"> tra </w:t>
+      </w:r>
+      <w:r>
+        <w:rPr>
+          <w:sz w:val="28"/>
+          <w:szCs w:val="28"/>
+          <w:lang w:val="nl-NL"/>
+        </w:rPr>
+        <w:t>giải thể</w:t>
+      </w:r>
+      <w:r>
+        <w:rPr>
+          <w:sz w:val="28"/>
+          <w:szCs w:val="28"/>
+          <w:lang w:val="nl-NL"/>
+        </w:rPr>
+        <w:t xml:space="preserve"> tại </w:t>
+      </w:r>
+      <w:r>
+        <w:rPr>
+          <w:sz w:val="28"/>
+          <w:szCs w:val="28"/>
+          <w:lang w:val="nl-NL"/>
+        </w:rPr>
+        <w:t>&lt;ten_dv&gt;</w:t>
+      </w:r>
+      <w:r>
+        <w:rPr>
+          <w:sz w:val="28"/>
+          <w:szCs w:val="28"/>
+          <w:lang w:val="nl-NL"/>
+        </w:rPr>
+        <w:t>.</w:t>
+      </w:r>
+    </w:p>
+    <w:p>
+      <w:pPr>
         <w:ind w:firstLine="709"/>
         <w:jc w:val="both"/>
         <w:rPr>
-          <w:i/>
-          <w:sz w:val="28"/>
-          <w:szCs w:val="28"/>
-          <w:lang w:val="nl-NL"/>
-        </w:rPr>
-      </w:pPr>
-      <w:r>
-        <w:rPr>
-          <w:i/>
-          <w:sz w:val="28"/>
-          <w:szCs w:val="28"/>
-          <w:lang w:val="nl-NL"/>
-        </w:rPr>
-        <w:t>Theo</w:t>
-      </w:r>
-      <w:r>
-        <w:rPr>
-          <w:i/>
-          <w:sz w:val="28"/>
-          <w:szCs w:val="28"/>
-          <w:lang w:val="nl-NL"/>
-        </w:rPr>
-        <w:t xml:space="preserve"> đề nghị của </w:t>
-      </w:r>
-      <w:r>
-        <w:rPr>
-          <w:i/>
-          <w:color w:val="000000" w:themeColor="text1"/>
-          <w:sz w:val="28"/>
-          <w:szCs w:val="28"/>
-        </w:rPr>
-        <w:t>&lt;ld_phong&gt;</w:t>
-      </w:r>
-      <w:r>
-        <w:rPr>
-          <w:i/>
-          <w:sz w:val="28"/>
-          <w:szCs w:val="28"/>
-          <w:lang w:val="nl-NL"/>
-        </w:rPr>
-        <w:t xml:space="preserve"> Tha</w:t>
-      </w:r>
-      <w:r>
-        <w:rPr>
-          <w:i/>
-          <w:sz w:val="28"/>
-          <w:szCs w:val="28"/>
-          <w:lang w:val="nl-NL"/>
-        </w:rPr>
-        <w:t>nh tra</w:t>
-      </w:r>
-      <w:r>
-        <w:rPr>
-          <w:i/>
-          <w:sz w:val="28"/>
-          <w:szCs w:val="28"/>
-          <w:lang w:val="nl-NL"/>
-        </w:rPr>
-        <w:t xml:space="preserve"> – </w:t>
-      </w:r>
-      <w:r>
-        <w:rPr>
-          <w:i/>
-          <w:sz w:val="28"/>
-          <w:szCs w:val="28"/>
-          <w:lang w:val="nl-NL"/>
-        </w:rPr>
-        <w:t>Kiểm tra</w:t>
-      </w:r>
-      <w:r>
-        <w:rPr>
-          <w:i/>
-          <w:sz w:val="28"/>
-          <w:szCs w:val="28"/>
-          <w:lang w:val="nl-NL"/>
-        </w:rPr>
-        <w:t>.</w:t>
+          <w:sz w:val="28"/>
+          <w:szCs w:val="28"/>
+          <w:lang w:val="nl-NL"/>
+        </w:rPr>
+      </w:pPr>
+      <w:r>
+        <w:rPr>
+          <w:sz w:val="28"/>
+          <w:szCs w:val="28"/>
+          <w:lang w:val="nl-NL"/>
+        </w:rPr>
+        <w:t xml:space="preserve">Thời hạn giám sát được tính </w:t>
+      </w:r>
+      <w:r>
+        <w:rPr>
+          <w:sz w:val="28"/>
+          <w:szCs w:val="28"/>
+          <w:lang w:val="nl-NL"/>
+        </w:rPr>
+        <w:t xml:space="preserve">kể </w:t>
+      </w:r>
+      <w:r>
+        <w:rPr>
+          <w:sz w:val="28"/>
+          <w:szCs w:val="28"/>
+          <w:lang w:val="nl-NL"/>
+        </w:rPr>
+        <w:t xml:space="preserve">từ ngày công bố quyết định </w:t>
+      </w:r>
+      <w:r>
+        <w:rPr>
+          <w:sz w:val="28"/>
+          <w:szCs w:val="28"/>
+          <w:lang w:val="nl-NL"/>
+        </w:rPr>
+        <w:t>kiểm</w:t>
+      </w:r>
+      <w:r>
+        <w:rPr>
+          <w:sz w:val="28"/>
+          <w:szCs w:val="28"/>
+          <w:lang w:val="nl-NL"/>
+        </w:rPr>
+        <w:t xml:space="preserve"> tra đến thời điểm kết thúc việc </w:t>
+      </w:r>
+      <w:r>
+        <w:rPr>
+          <w:sz w:val="28"/>
+          <w:szCs w:val="28"/>
+          <w:lang w:val="nl-NL"/>
+        </w:rPr>
+        <w:t>kiểm</w:t>
+      </w:r>
+      <w:r>
+        <w:rPr>
+          <w:sz w:val="28"/>
+          <w:szCs w:val="28"/>
+          <w:lang w:val="nl-NL"/>
+        </w:rPr>
+        <w:t xml:space="preserve"> tra </w:t>
+      </w:r>
+      <w:r>
+        <w:rPr>
+          <w:sz w:val="28"/>
+          <w:szCs w:val="28"/>
+          <w:lang w:val="nl-NL"/>
+        </w:rPr>
+        <w:t xml:space="preserve">thuế </w:t>
+      </w:r>
+      <w:r>
+        <w:rPr>
+          <w:sz w:val="28"/>
+          <w:szCs w:val="28"/>
+          <w:lang w:val="nl-NL"/>
+        </w:rPr>
+        <w:t xml:space="preserve">tại trụ sở </w:t>
+      </w:r>
+      <w:r>
+        <w:rPr>
+          <w:sz w:val="28"/>
+          <w:szCs w:val="28"/>
+          <w:lang w:val="nl-NL"/>
+        </w:rPr>
+        <w:t xml:space="preserve">cơ quan </w:t>
+      </w:r>
+      <w:r>
+        <w:rPr>
+          <w:sz w:val="28"/>
+          <w:szCs w:val="28"/>
+          <w:lang w:val="nl-NL"/>
+        </w:rPr>
+        <w:t>thuế.</w:t>
       </w:r>
     </w:p>
     <w:p>
       <w:pPr>
-        <w:spacing w:before="120"/>
-        <w:jc w:val="center"/>
-        <w:rPr>
-          <w:b/>
-          <w:sz w:val="28"/>
-          <w:szCs w:val="28"/>
-        </w:rPr>
-      </w:pPr>
-      <w:r>
-        <w:rPr>
-          <w:b/>
-          <w:sz w:val="28"/>
-          <w:szCs w:val="28"/>
-        </w:rPr>
-        <w:t>QUYẾT ĐỊNH:</w:t>
-      </w:r>
-    </w:p>
-    <w:p>
-      <w:pPr>
-        <w:ind w:right="-1" w:firstLine="567"/>
-        <w:jc w:val="both"/>
-        <w:rPr>
-          <w:b/>
-          <w:sz w:val="2"/>
-          <w:szCs w:val="28"/>
-        </w:rPr>
-      </w:pPr>
-    </w:p>
-    <w:p>
-      <w:pPr>
-        <w:ind w:firstLine="562"/>
-        <w:jc w:val="both"/>
-        <w:rPr>
-          <w:b/>
-          <w:sz w:val="2"/>
-          <w:szCs w:val="28"/>
-        </w:rPr>
-      </w:pPr>
-    </w:p>
-    <w:p>
-      <w:pPr>
         <w:ind w:firstLine="567"/>
         <w:jc w:val="both"/>
         <w:rPr>
@@ -1193,16 +1548,20 @@
       <w:r>
         <w:rPr>
           <w:b/>
-          <w:sz w:val="28"/>
-          <w:szCs w:val="28"/>
-        </w:rPr>
-        <w:t>Điều 1</w:t>
-      </w:r>
-      <w:r>
-        <w:rPr>
-          <w:b/>
-          <w:sz w:val="28"/>
-          <w:szCs w:val="28"/>
+          <w:bCs/>
+          <w:sz w:val="28"/>
+          <w:szCs w:val="28"/>
+          <w:lang w:val="sv-SE"/>
+        </w:rPr>
+        <w:t>Điều 2</w:t>
+      </w:r>
+      <w:r>
+        <w:rPr>
+          <w:b/>
+          <w:bCs/>
+          <w:sz w:val="28"/>
+          <w:szCs w:val="28"/>
+          <w:lang w:val="sv-SE"/>
         </w:rPr>
         <w:t>.</w:t>
       </w:r>
@@ -1210,6 +1569,7 @@
         <w:rPr>
           <w:sz w:val="28"/>
           <w:szCs w:val="28"/>
+          <w:lang w:val="sv-SE"/>
         </w:rPr>
         <w:t xml:space="preserve"> </w:t>
       </w:r>
@@ -1217,76 +1577,25 @@
         <w:rPr>
           <w:sz w:val="28"/>
           <w:szCs w:val="28"/>
-        </w:rPr>
-        <w:t xml:space="preserve">Thực hiện giám sát đối với hoạt động </w:t>
-      </w:r>
-      <w:r>
-        <w:rPr>
-          <w:sz w:val="28"/>
-          <w:szCs w:val="28"/>
-        </w:rPr>
-        <w:t>kiểm</w:t>
-      </w:r>
-      <w:r>
-        <w:rPr>
-          <w:sz w:val="28"/>
-          <w:szCs w:val="28"/>
-        </w:rPr>
-        <w:t xml:space="preserve"> tra của Đoàn </w:t>
-      </w:r>
-      <w:r>
-        <w:rPr>
-          <w:sz w:val="28"/>
-          <w:szCs w:val="28"/>
-        </w:rPr>
-        <w:t>kiểm</w:t>
-      </w:r>
-      <w:r>
-        <w:rPr>
-          <w:sz w:val="28"/>
-          <w:szCs w:val="28"/>
-        </w:rPr>
-        <w:t xml:space="preserve"> tra </w:t>
-      </w:r>
-      <w:r>
-        <w:rPr>
-          <w:sz w:val="28"/>
-          <w:szCs w:val="28"/>
-        </w:rPr>
-        <w:t xml:space="preserve">thuế </w:t>
-      </w:r>
-      <w:r>
-        <w:rPr>
-          <w:sz w:val="28"/>
-          <w:szCs w:val="28"/>
-        </w:rPr>
-        <w:t xml:space="preserve">được thành lập theo Quyết định </w:t>
-      </w:r>
-      <w:r>
-        <w:rPr>
-          <w:bCs/>
-          <w:iCs/>
-          <w:sz w:val="28"/>
-          <w:szCs w:val="28"/>
-          <w:lang w:val="nl-NL"/>
-        </w:rPr>
-        <w:t xml:space="preserve">số          </w:t>
-      </w:r>
-      <w:r>
-        <w:rPr>
-          <w:sz w:val="28"/>
-          <w:szCs w:val="28"/>
-          <w:lang w:val="nl-NL"/>
-        </w:rPr>
-        <w:t>/QĐ-CT</w:t>
-      </w:r>
-      <w:r>
-        <w:rPr>
-          <w:sz w:val="28"/>
-          <w:szCs w:val="28"/>
-          <w:lang w:val="nl-NL"/>
-        </w:rPr>
-        <w:t>QTR</w:t>
+          <w:lang w:val="sv-SE"/>
+        </w:rPr>
+        <w:t xml:space="preserve">Giao cho </w:t>
+      </w:r>
+      <w:r>
+        <w:rPr>
+          <w:sz w:val="28"/>
+          <w:szCs w:val="28"/>
+          <w:lang w:val="nl-NL"/>
+        </w:rPr>
+        <w:t>&lt;ng_giam_sat&gt;</w:t>
+      </w:r>
+      <w:r>
+        <w:rPr>
+          <w:sz w:val="28"/>
+          <w:szCs w:val="28"/>
+          <w:lang w:val="nl-NL"/>
+        </w:rPr>
+        <w:t xml:space="preserve"> –</w:t>
       </w:r>
       <w:r>
         <w:rPr>
@@ -1302,240 +1611,6 @@
           <w:szCs w:val="28"/>
           <w:lang w:val="nl-NL"/>
         </w:rPr>
-        <w:t>&lt;ngay_thang&gt;</w:t>
-      </w:r>
-      <w:r>
-        <w:rPr>
-          <w:sz w:val="28"/>
-          <w:szCs w:val="28"/>
-          <w:lang w:val="nl-NL"/>
-        </w:rPr>
-        <w:t xml:space="preserve"> của Cục thuế tỉnh Quảng Trị về việc </w:t>
-      </w:r>
-      <w:r>
-        <w:rPr>
-          <w:sz w:val="28"/>
-          <w:szCs w:val="28"/>
-          <w:lang w:val="nl-NL"/>
-        </w:rPr>
-        <w:t>kiểm</w:t>
-      </w:r>
-      <w:r>
-        <w:rPr>
-          <w:sz w:val="28"/>
-          <w:szCs w:val="28"/>
-          <w:lang w:val="nl-NL"/>
-        </w:rPr>
-        <w:t xml:space="preserve"> tra </w:t>
-      </w:r>
-      <w:r>
-        <w:rPr>
-          <w:sz w:val="28"/>
-          <w:szCs w:val="28"/>
-          <w:lang w:val="nl-NL"/>
-        </w:rPr>
-        <w:t>giải thể</w:t>
-      </w:r>
-      <w:r>
-        <w:rPr>
-          <w:sz w:val="28"/>
-          <w:szCs w:val="28"/>
-          <w:lang w:val="nl-NL"/>
-        </w:rPr>
-        <w:t xml:space="preserve"> tại </w:t>
-      </w:r>
-      <w:r>
-        <w:rPr>
-          <w:sz w:val="28"/>
-          <w:szCs w:val="28"/>
-          <w:lang w:val="nl-NL"/>
-        </w:rPr>
-        <w:t>&lt;ten_dv&gt;</w:t>
-      </w:r>
-      <w:r>
-        <w:rPr>
-          <w:sz w:val="28"/>
-          <w:szCs w:val="28"/>
-          <w:lang w:val="nl-NL"/>
-        </w:rPr>
-        <w:t>.</w:t>
-      </w:r>
-    </w:p>
-    <w:p>
-      <w:pPr>
-        <w:ind w:firstLine="709"/>
-        <w:jc w:val="both"/>
-        <w:rPr>
-          <w:sz w:val="28"/>
-          <w:szCs w:val="28"/>
-          <w:lang w:val="nl-NL"/>
-        </w:rPr>
-      </w:pPr>
-      <w:r>
-        <w:rPr>
-          <w:sz w:val="28"/>
-          <w:szCs w:val="28"/>
-          <w:lang w:val="nl-NL"/>
-        </w:rPr>
-        <w:t xml:space="preserve">Thời hạn giám sát được tính </w:t>
-      </w:r>
-      <w:r>
-        <w:rPr>
-          <w:sz w:val="28"/>
-          <w:szCs w:val="28"/>
-          <w:lang w:val="nl-NL"/>
-        </w:rPr>
-        <w:t xml:space="preserve">kể </w:t>
-      </w:r>
-      <w:r>
-        <w:rPr>
-          <w:sz w:val="28"/>
-          <w:szCs w:val="28"/>
-          <w:lang w:val="nl-NL"/>
-        </w:rPr>
-        <w:t xml:space="preserve">từ ngày công bố quyết định </w:t>
-      </w:r>
-      <w:r>
-        <w:rPr>
-          <w:sz w:val="28"/>
-          <w:szCs w:val="28"/>
-          <w:lang w:val="nl-NL"/>
-        </w:rPr>
-        <w:t>kiểm</w:t>
-      </w:r>
-      <w:r>
-        <w:rPr>
-          <w:sz w:val="28"/>
-          <w:szCs w:val="28"/>
-          <w:lang w:val="nl-NL"/>
-        </w:rPr>
-        <w:t xml:space="preserve"> tra đến thời điểm kết thúc việc </w:t>
-      </w:r>
-      <w:r>
-        <w:rPr>
-          <w:sz w:val="28"/>
-          <w:szCs w:val="28"/>
-          <w:lang w:val="nl-NL"/>
-        </w:rPr>
-        <w:t>kiểm</w:t>
-      </w:r>
-      <w:r>
-        <w:rPr>
-          <w:sz w:val="28"/>
-          <w:szCs w:val="28"/>
-          <w:lang w:val="nl-NL"/>
-        </w:rPr>
-        <w:t xml:space="preserve"> tra </w:t>
-      </w:r>
-      <w:r>
-        <w:rPr>
-          <w:sz w:val="28"/>
-          <w:szCs w:val="28"/>
-          <w:lang w:val="nl-NL"/>
-        </w:rPr>
-        <w:t xml:space="preserve">thuế </w:t>
-      </w:r>
-      <w:r>
-        <w:rPr>
-          <w:sz w:val="28"/>
-          <w:szCs w:val="28"/>
-          <w:lang w:val="nl-NL"/>
-        </w:rPr>
-        <w:t xml:space="preserve">tại trụ sở </w:t>
-      </w:r>
-      <w:r>
-        <w:rPr>
-          <w:sz w:val="28"/>
-          <w:szCs w:val="28"/>
-          <w:lang w:val="nl-NL"/>
-        </w:rPr>
-        <w:t xml:space="preserve">cơ quan </w:t>
-      </w:r>
-      <w:r>
-        <w:rPr>
-          <w:sz w:val="28"/>
-          <w:szCs w:val="28"/>
-          <w:lang w:val="nl-NL"/>
-        </w:rPr>
-        <w:t>thuế.</w:t>
-      </w:r>
-    </w:p>
-    <w:p>
-      <w:pPr>
-        <w:ind w:firstLine="567"/>
-        <w:jc w:val="both"/>
-        <w:rPr>
-          <w:sz w:val="28"/>
-          <w:szCs w:val="28"/>
-          <w:lang w:val="nl-NL"/>
-        </w:rPr>
-      </w:pPr>
-      <w:r>
-        <w:rPr>
-          <w:b/>
-          <w:bCs/>
-          <w:sz w:val="28"/>
-          <w:szCs w:val="28"/>
-          <w:lang w:val="sv-SE"/>
-        </w:rPr>
-        <w:t>Điều 2</w:t>
-      </w:r>
-      <w:r>
-        <w:rPr>
-          <w:b/>
-          <w:bCs/>
-          <w:sz w:val="28"/>
-          <w:szCs w:val="28"/>
-          <w:lang w:val="sv-SE"/>
-        </w:rPr>
-        <w:t>.</w:t>
-      </w:r>
-      <w:r>
-        <w:rPr>
-          <w:sz w:val="28"/>
-          <w:szCs w:val="28"/>
-          <w:lang w:val="sv-SE"/>
-        </w:rPr>
-        <w:t xml:space="preserve"> </w:t>
-      </w:r>
-      <w:r>
-        <w:rPr>
-          <w:sz w:val="28"/>
-          <w:szCs w:val="28"/>
-          <w:lang w:val="sv-SE"/>
-        </w:rPr>
-        <w:t xml:space="preserve">Giao cho </w:t>
-      </w:r>
-      <w:r>
-        <w:rPr>
-          <w:sz w:val="28"/>
-          <w:szCs w:val="28"/>
-          <w:lang w:val="nl-NL"/>
-        </w:rPr>
-        <w:t>&lt;ng_giam_sat&gt;</w:t>
-      </w:r>
-      <w:r>
-        <w:rPr>
-          <w:sz w:val="28"/>
-          <w:szCs w:val="28"/>
-          <w:lang w:val="nl-NL"/>
-        </w:rPr>
-        <w:t xml:space="preserve"> –</w:t>
-      </w:r>
-      <w:r>
-        <w:rPr>
-          <w:sz w:val="28"/>
-          <w:szCs w:val="28"/>
-          <w:lang w:val="nl-NL"/>
-        </w:rPr>
-        <w:t xml:space="preserve"> </w:t>
-      </w:r>
-      <w:r>
-        <w:rPr>
-          <w:sz w:val="28"/>
-          <w:szCs w:val="28"/>
-          <w:lang w:val="nl-NL"/>
-        </w:rPr>
         <w:t>&lt;ng_giam_sat_cv&gt;</w:t>
       </w:r>
       <w:r>
@@ -1560,7 +1635,47 @@
           <w:szCs w:val="28"/>
           <w:lang w:val="sv-SE"/>
         </w:rPr>
-        <w:t xml:space="preserve"> Cục Thuế tỉnh Quảng Trị  là người giám sát hoạt động của Đoàn </w:t>
+        <w:t xml:space="preserve"> số 4,</w:t>
+      </w:r>
+      <w:r>
+        <w:rPr>
+          <w:sz w:val="28"/>
+          <w:szCs w:val="28"/>
+          <w:lang w:val="sv-SE"/>
+        </w:rPr>
+        <w:t xml:space="preserve"> C</w:t>
+      </w:r>
+      <w:r>
+        <w:rPr>
+          <w:sz w:val="28"/>
+          <w:szCs w:val="28"/>
+          <w:lang w:val="sv-SE"/>
+        </w:rPr>
+        <w:t>hi c</w:t>
+      </w:r>
+      <w:r>
+        <w:rPr>
+          <w:sz w:val="28"/>
+          <w:szCs w:val="28"/>
+          <w:lang w:val="sv-SE"/>
+        </w:rPr>
+        <w:t xml:space="preserve">ục Thuế </w:t>
+      </w:r>
+      <w:r>
+        <w:rPr>
+          <w:sz w:val="28"/>
+          <w:szCs w:val="28"/>
+          <w:lang w:val="sv-SE"/>
+        </w:rPr>
+        <w:t xml:space="preserve">khu vực XI </w:t>
+      </w:r>
+      <w:r>
+        <w:rPr>
+          <w:sz w:val="28"/>
+          <w:szCs w:val="28"/>
+          <w:lang w:val="sv-SE"/>
+        </w:rPr>
+        <w:t xml:space="preserve">là người giám sát hoạt động của Đoàn </w:t>
       </w:r>
       <w:r>
         <w:rPr>
@@ -1900,7 +2015,51 @@
           <w:szCs w:val="28"/>
           <w:lang w:val="nl-NL"/>
         </w:rPr>
-        <w:t xml:space="preserve">Quyết định số          /QĐ-CTQTR &lt;ngay_thang&gt;, </w:t>
+        <w:t>Quyết định số          /QĐ-C</w:t>
+      </w:r>
+      <w:r>
+        <w:rPr>
+          <w:rFonts w:ascii="Times New Roman" w:hAnsi="Times New Roman" w:cs="Times New Roman"/>
+          <w:bCs/>
+          <w:iCs/>
+          <w:sz w:val="28"/>
+          <w:szCs w:val="28"/>
+          <w:lang w:val="nl-NL"/>
+        </w:rPr>
+        <w:t>C</w:t>
+      </w:r>
+      <w:r>
+        <w:rPr>
+          <w:rFonts w:ascii="Times New Roman" w:hAnsi="Times New Roman" w:cs="Times New Roman"/>
+          <w:bCs/>
+          <w:iCs/>
+          <w:sz w:val="28"/>
+          <w:szCs w:val="28"/>
+          <w:lang w:val="nl-NL"/>
+        </w:rPr>
+        <w:t>T</w:t>
+      </w:r>
+      <w:r>
+        <w:rPr>
+          <w:rFonts w:ascii="Times New Roman" w:hAnsi="Times New Roman" w:cs="Times New Roman"/>
+          <w:bCs/>
+          <w:iCs/>
+          <w:sz w:val="28"/>
+          <w:szCs w:val="28"/>
+          <w:lang w:val="nl-NL"/>
+        </w:rPr>
+        <w:t>KV.XI</w:t>
+      </w:r>
+      <w:r>
+        <w:rPr>
+          <w:rFonts w:ascii="Times New Roman" w:hAnsi="Times New Roman" w:cs="Times New Roman"/>
+          <w:bCs/>
+          <w:iCs/>
+          <w:sz w:val="28"/>
+          <w:szCs w:val="28"/>
+          <w:lang w:val="nl-NL"/>
+        </w:rPr>
+        <w:t xml:space="preserve"> &lt;ngay_thang&gt;, </w:t>
       </w:r>
       <w:r>
         <w:rPr>
@@ -2100,6 +2259,13 @@
           <w:sz w:val="22"/>
           <w:szCs w:val="22"/>
         </w:rPr>
+        <w:t>4</w:t>
+      </w:r>
+      <w:r>
+        <w:rPr>
+          <w:sz w:val="22"/>
+          <w:szCs w:val="22"/>
+        </w:rPr>
         <w:t xml:space="preserve"> (03</w:t>
       </w:r>
       <w:r>
@@ -2176,19 +2342,6 @@
         </w:rPr>
         <w:tab/>
       </w:r>
-    </w:p>
-    <w:p>
-      <w:pPr>
-        <w:tabs>
-          <w:tab w:val="center" w:pos="6804"/>
-        </w:tabs>
-        <w:jc w:val="both"/>
-        <w:rPr>
-          <w:b/>
-          <w:sz w:val="28"/>
-          <w:szCs w:val="28"/>
-        </w:rPr>
-      </w:pPr>
     </w:p>
     <w:p>
       <w:pPr>
@@ -2246,7 +2399,7 @@
 </file>
 
 <file path=word/endnotes.xml><?xml version="1.0" encoding="utf-8"?>
-<w:endnotes xmlns:wpc="http://schemas.microsoft.com/office/word/2010/wordprocessingCanvas" xmlns:cx="http://schemas.microsoft.com/office/drawing/2014/chartex" xmlns:cx1="http://schemas.microsoft.com/office/drawing/2015/9/8/chartex" xmlns:cx2="http://schemas.microsoft.com/office/drawing/2015/10/21/chartex" xmlns:cx3="http://schemas.microsoft.com/office/drawing/2016/5/9/chartex" xmlns:cx4="http://schemas.microsoft.com/office/drawing/2016/5/10/chartex" xmlns:cx5="http://schemas.microsoft.com/office/drawing/2016/5/11/chartex" xmlns:cx6="http://schemas.microsoft.com/office/drawing/2016/5/12/chartex" xmlns:cx7="http://schemas.microsoft.com/office/drawing/2016/5/13/chartex" xmlns:cx8="http://schemas.microsoft.com/office/drawing/2016/5/14/chartex" xmlns:mc="http://schemas.openxmlformats.org/markup-compatibility/2006" xmlns:aink="http://schemas.microsoft.com/office/drawing/2016/ink" xmlns:am3d="http://schemas.microsoft.com/office/drawing/2017/model3d" xmlns:o="urn:schemas-microsoft-com:office:office" xmlns:r="http://schemas.openxmlformats.org/officeDocument/2006/relationships" xmlns:m="http://schemas.openxmlformats.org/officeDocument/2006/math" xmlns:v="urn:schemas-microsoft-com:vml" xmlns:wp14="http://schemas.microsoft.com/office/word/2010/wordprocessingDrawing" xmlns:wp="http://schemas.openxmlformats.org/drawingml/2006/wordprocessingDrawing" xmlns:w10="urn:schemas-microsoft-com:office:word" xmlns:w="http://schemas.openxmlformats.org/wordprocessingml/2006/main" xmlns:w14="http://schemas.microsoft.com/office/word/2010/wordml" xmlns:w15="http://schemas.microsoft.com/office/word/2012/wordml" xmlns:w16cex="http://schemas.microsoft.com/office/word/2018/wordml/cex" xmlns:w16cid="http://schemas.microsoft.com/office/word/2016/wordml/cid" xmlns:w16="http://schemas.microsoft.com/office/word/2018/wordml" xmlns:w16sdtdh="http://schemas.microsoft.com/office/word/2020/wordml/sdtdatahash" xmlns:w16se="http://schemas.microsoft.com/office/word/2015/wordml/symex" xmlns:wpg="http://schemas.microsoft.com/office/word/2010/wordprocessingGroup" xmlns:wpi="http://schemas.microsoft.com/office/word/2010/wordprocessingInk" xmlns:wne="http://schemas.microsoft.com/office/word/2006/wordml" xmlns:wps="http://schemas.microsoft.com/office/word/2010/wordprocessingShape" mc:Ignorable="w14 w15 w16se w16cid w16 w16cex w16sdtdh wp14">
+<w:endnotes xmlns:wpc="http://schemas.microsoft.com/office/word/2010/wordprocessingCanvas" xmlns:cx="http://schemas.microsoft.com/office/drawing/2014/chartex" xmlns:cx1="http://schemas.microsoft.com/office/drawing/2015/9/8/chartex" xmlns:cx2="http://schemas.microsoft.com/office/drawing/2015/10/21/chartex" xmlns:cx3="http://schemas.microsoft.com/office/drawing/2016/5/9/chartex" xmlns:cx4="http://schemas.microsoft.com/office/drawing/2016/5/10/chartex" xmlns:cx5="http://schemas.microsoft.com/office/drawing/2016/5/11/chartex" xmlns:cx6="http://schemas.microsoft.com/office/drawing/2016/5/12/chartex" xmlns:cx7="http://schemas.microsoft.com/office/drawing/2016/5/13/chartex" xmlns:cx8="http://schemas.microsoft.com/office/drawing/2016/5/14/chartex" xmlns:mc="http://schemas.openxmlformats.org/markup-compatibility/2006" xmlns:aink="http://schemas.microsoft.com/office/drawing/2016/ink" xmlns:am3d="http://schemas.microsoft.com/office/drawing/2017/model3d" xmlns:o="urn:schemas-microsoft-com:office:office" xmlns:oel="http://schemas.microsoft.com/office/2019/extlst" xmlns:r="http://schemas.openxmlformats.org/officeDocument/2006/relationships" xmlns:m="http://schemas.openxmlformats.org/officeDocument/2006/math" xmlns:v="urn:schemas-microsoft-com:vml" xmlns:wp14="http://schemas.microsoft.com/office/word/2010/wordprocessingDrawing" xmlns:wp="http://schemas.openxmlformats.org/drawingml/2006/wordprocessingDrawing" xmlns:w10="urn:schemas-microsoft-com:office:word" xmlns:w="http://schemas.openxmlformats.org/wordprocessingml/2006/main" xmlns:w14="http://schemas.microsoft.com/office/word/2010/wordml" xmlns:w15="http://schemas.microsoft.com/office/word/2012/wordml" xmlns:w16cex="http://schemas.microsoft.com/office/word/2018/wordml/cex" xmlns:w16cid="http://schemas.microsoft.com/office/word/2016/wordml/cid" xmlns:w16="http://schemas.microsoft.com/office/word/2018/wordml" xmlns:w16du="http://schemas.microsoft.com/office/word/2023/wordml/word16du" xmlns:w16sdtdh="http://schemas.microsoft.com/office/word/2020/wordml/sdtdatahash" xmlns:w16sdtfl="http://schemas.microsoft.com/office/word/2024/wordml/sdtformatlock" xmlns:w16se="http://schemas.microsoft.com/office/word/2015/wordml/symex" xmlns:wpg="http://schemas.microsoft.com/office/word/2010/wordprocessingGroup" xmlns:wpi="http://schemas.microsoft.com/office/word/2010/wordprocessingInk" xmlns:wne="http://schemas.microsoft.com/office/word/2006/wordml" xmlns:wps="http://schemas.microsoft.com/office/word/2010/wordprocessingShape" mc:Ignorable="w14 w15 w16se w16cid w16 w16cex w16sdtdh w16sdtfl w16du wp14">
   <w:endnote w:type="separator" w:id="-1">
     <w:p>
       <w:r>
@@ -2265,7 +2418,7 @@
 </file>
 
 <file path=word/footer1.xml><?xml version="1.0" encoding="utf-8"?>
-<w:ftr xmlns:wpc="http://schemas.microsoft.com/office/word/2010/wordprocessingCanvas" xmlns:cx="http://schemas.microsoft.com/office/drawing/2014/chartex" xmlns:cx1="http://schemas.microsoft.com/office/drawing/2015/9/8/chartex" xmlns:cx2="http://schemas.microsoft.com/office/drawing/2015/10/21/chartex" xmlns:cx3="http://schemas.microsoft.com/office/drawing/2016/5/9/chartex" xmlns:cx4="http://schemas.microsoft.com/office/drawing/2016/5/10/chartex" xmlns:cx5="http://schemas.microsoft.com/office/drawing/2016/5/11/chartex" xmlns:cx6="http://schemas.microsoft.com/office/drawing/2016/5/12/chartex" xmlns:cx7="http://schemas.microsoft.com/office/drawing/2016/5/13/chartex" xmlns:cx8="http://schemas.microsoft.com/office/drawing/2016/5/14/chartex" xmlns:mc="http://schemas.openxmlformats.org/markup-compatibility/2006" xmlns:aink="http://schemas.microsoft.com/office/drawing/2016/ink" xmlns:am3d="http://schemas.microsoft.com/office/drawing/2017/model3d" xmlns:o="urn:schemas-microsoft-com:office:office" xmlns:r="http://schemas.openxmlformats.org/officeDocument/2006/relationships" xmlns:m="http://schemas.openxmlformats.org/officeDocument/2006/math" xmlns:v="urn:schemas-microsoft-com:vml" xmlns:wp14="http://schemas.microsoft.com/office/word/2010/wordprocessingDrawing" xmlns:wp="http://schemas.openxmlformats.org/drawingml/2006/wordprocessingDrawing" xmlns:w10="urn:schemas-microsoft-com:office:word" xmlns:w="http://schemas.openxmlformats.org/wordprocessingml/2006/main" xmlns:w14="http://schemas.microsoft.com/office/word/2010/wordml" xmlns:w15="http://schemas.microsoft.com/office/word/2012/wordml" xmlns:w16cex="http://schemas.microsoft.com/office/word/2018/wordml/cex" xmlns:w16cid="http://schemas.microsoft.com/office/word/2016/wordml/cid" xmlns:w16="http://schemas.microsoft.com/office/word/2018/wordml" xmlns:w16sdtdh="http://schemas.microsoft.com/office/word/2020/wordml/sdtdatahash" xmlns:w16se="http://schemas.microsoft.com/office/word/2015/wordml/symex" xmlns:wpg="http://schemas.microsoft.com/office/word/2010/wordprocessingGroup" xmlns:wpi="http://schemas.microsoft.com/office/word/2010/wordprocessingInk" xmlns:wne="http://schemas.microsoft.com/office/word/2006/wordml" xmlns:wps="http://schemas.microsoft.com/office/word/2010/wordprocessingShape" mc:Ignorable="w14 w15 w16se w16cid w16 w16cex w16sdtdh wp14">
+<w:ftr xmlns:wpc="http://schemas.microsoft.com/office/word/2010/wordprocessingCanvas" xmlns:cx="http://schemas.microsoft.com/office/drawing/2014/chartex" xmlns:cx1="http://schemas.microsoft.com/office/drawing/2015/9/8/chartex" xmlns:cx2="http://schemas.microsoft.com/office/drawing/2015/10/21/chartex" xmlns:cx3="http://schemas.microsoft.com/office/drawing/2016/5/9/chartex" xmlns:cx4="http://schemas.microsoft.com/office/drawing/2016/5/10/chartex" xmlns:cx5="http://schemas.microsoft.com/office/drawing/2016/5/11/chartex" xmlns:cx6="http://schemas.microsoft.com/office/drawing/2016/5/12/chartex" xmlns:cx7="http://schemas.microsoft.com/office/drawing/2016/5/13/chartex" xmlns:cx8="http://schemas.microsoft.com/office/drawing/2016/5/14/chartex" xmlns:mc="http://schemas.openxmlformats.org/markup-compatibility/2006" xmlns:aink="http://schemas.microsoft.com/office/drawing/2016/ink" xmlns:am3d="http://schemas.microsoft.com/office/drawing/2017/model3d" xmlns:o="urn:schemas-microsoft-com:office:office" xmlns:oel="http://schemas.microsoft.com/office/2019/extlst" xmlns:r="http://schemas.openxmlformats.org/officeDocument/2006/relationships" xmlns:m="http://schemas.openxmlformats.org/officeDocument/2006/math" xmlns:v="urn:schemas-microsoft-com:vml" xmlns:wp14="http://schemas.microsoft.com/office/word/2010/wordprocessingDrawing" xmlns:wp="http://schemas.openxmlformats.org/drawingml/2006/wordprocessingDrawing" xmlns:w10="urn:schemas-microsoft-com:office:word" xmlns:w="http://schemas.openxmlformats.org/wordprocessingml/2006/main" xmlns:w14="http://schemas.microsoft.com/office/word/2010/wordml" xmlns:w15="http://schemas.microsoft.com/office/word/2012/wordml" xmlns:w16cex="http://schemas.microsoft.com/office/word/2018/wordml/cex" xmlns:w16cid="http://schemas.microsoft.com/office/word/2016/wordml/cid" xmlns:w16="http://schemas.microsoft.com/office/word/2018/wordml" xmlns:w16du="http://schemas.microsoft.com/office/word/2023/wordml/word16du" xmlns:w16sdtdh="http://schemas.microsoft.com/office/word/2020/wordml/sdtdatahash" xmlns:w16sdtfl="http://schemas.microsoft.com/office/word/2024/wordml/sdtformatlock" xmlns:w16se="http://schemas.microsoft.com/office/word/2015/wordml/symex" xmlns:wpg="http://schemas.microsoft.com/office/word/2010/wordprocessingGroup" xmlns:wpi="http://schemas.microsoft.com/office/word/2010/wordprocessingInk" xmlns:wne="http://schemas.microsoft.com/office/word/2006/wordml" xmlns:wps="http://schemas.microsoft.com/office/word/2010/wordprocessingShape" mc:Ignorable="w14 w15 w16se w16cid w16 w16cex w16sdtdh w16sdtfl w16du wp14">
   <w:p>
     <w:pPr>
       <w:pStyle w:val="Footer"/>
@@ -2279,7 +2432,7 @@
 </file>
 
 <file path=word/footnotes.xml><?xml version="1.0" encoding="utf-8"?>
-<w:footnotes xmlns:wpc="http://schemas.microsoft.com/office/word/2010/wordprocessingCanvas" xmlns:cx="http://schemas.microsoft.com/office/drawing/2014/chartex" xmlns:cx1="http://schemas.microsoft.com/office/drawing/2015/9/8/chartex" xmlns:cx2="http://schemas.microsoft.com/office/drawing/2015/10/21/chartex" xmlns:cx3="http://schemas.microsoft.com/office/drawing/2016/5/9/chartex" xmlns:cx4="http://schemas.microsoft.com/office/drawing/2016/5/10/chartex" xmlns:cx5="http://schemas.microsoft.com/office/drawing/2016/5/11/chartex" xmlns:cx6="http://schemas.microsoft.com/office/drawing/2016/5/12/chartex" xmlns:cx7="http://schemas.microsoft.com/office/drawing/2016/5/13/chartex" xmlns:cx8="http://schemas.microsoft.com/office/drawing/2016/5/14/chartex" xmlns:mc="http://schemas.openxmlformats.org/markup-compatibility/2006" xmlns:aink="http://schemas.microsoft.com/office/drawing/2016/ink" xmlns:am3d="http://schemas.microsoft.com/office/drawing/2017/model3d" xmlns:o="urn:schemas-microsoft-com:office:office" xmlns:r="http://schemas.openxmlformats.org/officeDocument/2006/relationships" xmlns:m="http://schemas.openxmlformats.org/officeDocument/2006/math" xmlns:v="urn:schemas-microsoft-com:vml" xmlns:wp14="http://schemas.microsoft.com/office/word/2010/wordprocessingDrawing" xmlns:wp="http://schemas.openxmlformats.org/drawingml/2006/wordprocessingDrawing" xmlns:w10="urn:schemas-microsoft-com:office:word" xmlns:w="http://schemas.openxmlformats.org/wordprocessingml/2006/main" xmlns:w14="http://schemas.microsoft.com/office/word/2010/wordml" xmlns:w15="http://schemas.microsoft.com/office/word/2012/wordml" xmlns:w16cex="http://schemas.microsoft.com/office/word/2018/wordml/cex" xmlns:w16cid="http://schemas.microsoft.com/office/word/2016/wordml/cid" xmlns:w16="http://schemas.microsoft.com/office/word/2018/wordml" xmlns:w16sdtdh="http://schemas.microsoft.com/office/word/2020/wordml/sdtdatahash" xmlns:w16se="http://schemas.microsoft.com/office/word/2015/wordml/symex" xmlns:wpg="http://schemas.microsoft.com/office/word/2010/wordprocessingGroup" xmlns:wpi="http://schemas.microsoft.com/office/word/2010/wordprocessingInk" xmlns:wne="http://schemas.microsoft.com/office/word/2006/wordml" xmlns:wps="http://schemas.microsoft.com/office/word/2010/wordprocessingShape" mc:Ignorable="w14 w15 w16se w16cid w16 w16cex w16sdtdh wp14">
+<w:footnotes xmlns:wpc="http://schemas.microsoft.com/office/word/2010/wordprocessingCanvas" xmlns:cx="http://schemas.microsoft.com/office/drawing/2014/chartex" xmlns:cx1="http://schemas.microsoft.com/office/drawing/2015/9/8/chartex" xmlns:cx2="http://schemas.microsoft.com/office/drawing/2015/10/21/chartex" xmlns:cx3="http://schemas.microsoft.com/office/drawing/2016/5/9/chartex" xmlns:cx4="http://schemas.microsoft.com/office/drawing/2016/5/10/chartex" xmlns:cx5="http://schemas.microsoft.com/office/drawing/2016/5/11/chartex" xmlns:cx6="http://schemas.microsoft.com/office/drawing/2016/5/12/chartex" xmlns:cx7="http://schemas.microsoft.com/office/drawing/2016/5/13/chartex" xmlns:cx8="http://schemas.microsoft.com/office/drawing/2016/5/14/chartex" xmlns:mc="http://schemas.openxmlformats.org/markup-compatibility/2006" xmlns:aink="http://schemas.microsoft.com/office/drawing/2016/ink" xmlns:am3d="http://schemas.microsoft.com/office/drawing/2017/model3d" xmlns:o="urn:schemas-microsoft-com:office:office" xmlns:oel="http://schemas.microsoft.com/office/2019/extlst" xmlns:r="http://schemas.openxmlformats.org/officeDocument/2006/relationships" xmlns:m="http://schemas.openxmlformats.org/officeDocument/2006/math" xmlns:v="urn:schemas-microsoft-com:vml" xmlns:wp14="http://schemas.microsoft.com/office/word/2010/wordprocessingDrawing" xmlns:wp="http://schemas.openxmlformats.org/drawingml/2006/wordprocessingDrawing" xmlns:w10="urn:schemas-microsoft-com:office:word" xmlns:w="http://schemas.openxmlformats.org/wordprocessingml/2006/main" xmlns:w14="http://schemas.microsoft.com/office/word/2010/wordml" xmlns:w15="http://schemas.microsoft.com/office/word/2012/wordml" xmlns:w16cex="http://schemas.microsoft.com/office/word/2018/wordml/cex" xmlns:w16cid="http://schemas.microsoft.com/office/word/2016/wordml/cid" xmlns:w16="http://schemas.microsoft.com/office/word/2018/wordml" xmlns:w16du="http://schemas.microsoft.com/office/word/2023/wordml/word16du" xmlns:w16sdtdh="http://schemas.microsoft.com/office/word/2020/wordml/sdtdatahash" xmlns:w16sdtfl="http://schemas.microsoft.com/office/word/2024/wordml/sdtformatlock" xmlns:w16se="http://schemas.microsoft.com/office/word/2015/wordml/symex" xmlns:wpg="http://schemas.microsoft.com/office/word/2010/wordprocessingGroup" xmlns:wpi="http://schemas.microsoft.com/office/word/2010/wordprocessingInk" xmlns:wne="http://schemas.microsoft.com/office/word/2006/wordml" xmlns:wps="http://schemas.microsoft.com/office/word/2010/wordprocessingShape" mc:Ignorable="w14 w15 w16se w16cid w16 w16cex w16sdtdh w16sdtfl w16du wp14">
   <w:footnote w:type="separator" w:id="-1">
     <w:p>
       <w:r>
@@ -2298,7 +2451,7 @@
 </file>
 
 <file path=word/numbering.xml><?xml version="1.0" encoding="utf-8"?>
-<w:numbering xmlns:wpc="http://schemas.microsoft.com/office/word/2010/wordprocessingCanvas" xmlns:cx="http://schemas.microsoft.com/office/drawing/2014/chartex" xmlns:cx1="http://schemas.microsoft.com/office/drawing/2015/9/8/chartex" xmlns:cx2="http://schemas.microsoft.com/office/drawing/2015/10/21/chartex" xmlns:cx3="http://schemas.microsoft.com/office/drawing/2016/5/9/chartex" xmlns:cx4="http://schemas.microsoft.com/office/drawing/2016/5/10/chartex" xmlns:cx5="http://schemas.microsoft.com/office/drawing/2016/5/11/chartex" xmlns:cx6="http://schemas.microsoft.com/office/drawing/2016/5/12/chartex" xmlns:cx7="http://schemas.microsoft.com/office/drawing/2016/5/13/chartex" xmlns:cx8="http://schemas.microsoft.com/office/drawing/2016/5/14/chartex" xmlns:mc="http://schemas.openxmlformats.org/markup-compatibility/2006" xmlns:aink="http://schemas.microsoft.com/office/drawing/2016/ink" xmlns:am3d="http://schemas.microsoft.com/office/drawing/2017/model3d" xmlns:o="urn:schemas-microsoft-com:office:office" xmlns:r="http://schemas.openxmlformats.org/officeDocument/2006/relationships" xmlns:m="http://schemas.openxmlformats.org/officeDocument/2006/math" xmlns:v="urn:schemas-microsoft-com:vml" xmlns:wp14="http://schemas.microsoft.com/office/word/2010/wordprocessingDrawing" xmlns:wp="http://schemas.openxmlformats.org/drawingml/2006/wordprocessingDrawing" xmlns:w10="urn:schemas-microsoft-com:office:word" xmlns:w="http://schemas.openxmlformats.org/wordprocessingml/2006/main" xmlns:w14="http://schemas.microsoft.com/office/word/2010/wordml" xmlns:w15="http://schemas.microsoft.com/office/word/2012/wordml" xmlns:w16cex="http://schemas.microsoft.com/office/word/2018/wordml/cex" xmlns:w16cid="http://schemas.microsoft.com/office/word/2016/wordml/cid" xmlns:w16="http://schemas.microsoft.com/office/word/2018/wordml" xmlns:w16sdtdh="http://schemas.microsoft.com/office/word/2020/wordml/sdtdatahash" xmlns:w16se="http://schemas.microsoft.com/office/word/2015/wordml/symex" xmlns:wpg="http://schemas.microsoft.com/office/word/2010/wordprocessingGroup" xmlns:wpi="http://schemas.microsoft.com/office/word/2010/wordprocessingInk" xmlns:wne="http://schemas.microsoft.com/office/word/2006/wordml" xmlns:wps="http://schemas.microsoft.com/office/word/2010/wordprocessingShape" mc:Ignorable="w14 w15 w16se w16cid w16 w16cex w16sdtdh wp14">
+<w:numbering xmlns:wpc="http://schemas.microsoft.com/office/word/2010/wordprocessingCanvas" xmlns:cx="http://schemas.microsoft.com/office/drawing/2014/chartex" xmlns:cx1="http://schemas.microsoft.com/office/drawing/2015/9/8/chartex" xmlns:cx2="http://schemas.microsoft.com/office/drawing/2015/10/21/chartex" xmlns:cx3="http://schemas.microsoft.com/office/drawing/2016/5/9/chartex" xmlns:cx4="http://schemas.microsoft.com/office/drawing/2016/5/10/chartex" xmlns:cx5="http://schemas.microsoft.com/office/drawing/2016/5/11/chartex" xmlns:cx6="http://schemas.microsoft.com/office/drawing/2016/5/12/chartex" xmlns:cx7="http://schemas.microsoft.com/office/drawing/2016/5/13/chartex" xmlns:cx8="http://schemas.microsoft.com/office/drawing/2016/5/14/chartex" xmlns:mc="http://schemas.openxmlformats.org/markup-compatibility/2006" xmlns:aink="http://schemas.microsoft.com/office/drawing/2016/ink" xmlns:am3d="http://schemas.microsoft.com/office/drawing/2017/model3d" xmlns:o="urn:schemas-microsoft-com:office:office" xmlns:oel="http://schemas.microsoft.com/office/2019/extlst" xmlns:r="http://schemas.openxmlformats.org/officeDocument/2006/relationships" xmlns:m="http://schemas.openxmlformats.org/officeDocument/2006/math" xmlns:v="urn:schemas-microsoft-com:vml" xmlns:wp14="http://schemas.microsoft.com/office/word/2010/wordprocessingDrawing" xmlns:wp="http://schemas.openxmlformats.org/drawingml/2006/wordprocessingDrawing" xmlns:w10="urn:schemas-microsoft-com:office:word" xmlns:w="http://schemas.openxmlformats.org/wordprocessingml/2006/main" xmlns:w14="http://schemas.microsoft.com/office/word/2010/wordml" xmlns:w15="http://schemas.microsoft.com/office/word/2012/wordml" xmlns:w16cex="http://schemas.microsoft.com/office/word/2018/wordml/cex" xmlns:w16cid="http://schemas.microsoft.com/office/word/2016/wordml/cid" xmlns:w16="http://schemas.microsoft.com/office/word/2018/wordml" xmlns:w16du="http://schemas.microsoft.com/office/word/2023/wordml/word16du" xmlns:w16sdtdh="http://schemas.microsoft.com/office/word/2020/wordml/sdtdatahash" xmlns:w16sdtfl="http://schemas.microsoft.com/office/word/2024/wordml/sdtformatlock" xmlns:w16se="http://schemas.microsoft.com/office/word/2015/wordml/symex" xmlns:wpg="http://schemas.microsoft.com/office/word/2010/wordprocessingGroup" xmlns:wpi="http://schemas.microsoft.com/office/word/2010/wordprocessingInk" xmlns:wne="http://schemas.microsoft.com/office/word/2006/wordml" xmlns:wps="http://schemas.microsoft.com/office/word/2010/wordprocessingShape" mc:Ignorable="w14 w15 w16se w16cid w16 w16cex w16sdtdh w16sdtfl w16du wp14">
   <w:abstractNum w:abstractNumId="0" w15:restartNumberingAfterBreak="0">
     <w:nsid w:val="1BDE4D8A"/>
     <w:multiLevelType w:val="hybridMultilevel"/>
@@ -2551,17 +2704,17 @@
       </w:rPr>
     </w:lvl>
   </w:abstractNum>
-  <w:num w:numId="1">
+  <w:num w:numId="1" w16cid:durableId="1877543037">
     <w:abstractNumId w:val="0"/>
   </w:num>
-  <w:num w:numId="2">
+  <w:num w:numId="2" w16cid:durableId="613827464">
     <w:abstractNumId w:val="1"/>
   </w:num>
 </w:numbering>
 </file>
 
 <file path=word/styles.xml><?xml version="1.0" encoding="utf-8"?>
-<w:styles xmlns:mc="http://schemas.openxmlformats.org/markup-compatibility/2006" xmlns:r="http://schemas.openxmlformats.org/officeDocument/2006/relationships" xmlns:w="http://schemas.openxmlformats.org/wordprocessingml/2006/main" xmlns:w14="http://schemas.microsoft.com/office/word/2010/wordml" xmlns:w15="http://schemas.microsoft.com/office/word/2012/wordml" xmlns:w16cex="http://schemas.microsoft.com/office/word/2018/wordml/cex" xmlns:w16cid="http://schemas.microsoft.com/office/word/2016/wordml/cid" xmlns:w16="http://schemas.microsoft.com/office/word/2018/wordml" xmlns:w16sdtdh="http://schemas.microsoft.com/office/word/2020/wordml/sdtdatahash" xmlns:w16se="http://schemas.microsoft.com/office/word/2015/wordml/symex" mc:Ignorable="w14 w15 w16se w16cid w16 w16cex w16sdtdh">
+<w:styles xmlns:mc="http://schemas.openxmlformats.org/markup-compatibility/2006" xmlns:r="http://schemas.openxmlformats.org/officeDocument/2006/relationships" xmlns:w="http://schemas.openxmlformats.org/wordprocessingml/2006/main" xmlns:w14="http://schemas.microsoft.com/office/word/2010/wordml" xmlns:w15="http://schemas.microsoft.com/office/word/2012/wordml" xmlns:w16cex="http://schemas.microsoft.com/office/word/2018/wordml/cex" xmlns:w16cid="http://schemas.microsoft.com/office/word/2016/wordml/cid" xmlns:w16="http://schemas.microsoft.com/office/word/2018/wordml" xmlns:w16du="http://schemas.microsoft.com/office/word/2023/wordml/word16du" xmlns:w16sdtdh="http://schemas.microsoft.com/office/word/2020/wordml/sdtdatahash" xmlns:w16sdtfl="http://schemas.microsoft.com/office/word/2024/wordml/sdtformatlock" xmlns:w16se="http://schemas.microsoft.com/office/word/2015/wordml/symex" mc:Ignorable="w14 w15 w16se w16cid w16 w16cex w16sdtdh w16sdtfl w16du">
   <w:docDefaults>
     <w:rPrDefault>
       <w:rPr>

--- a/static/media/4.qd_giam_sat_ktr_giai_the.docx
+++ b/static/media/4.qd_giam_sat_ktr_giai_the.docx
@@ -912,23 +912,34 @@
           <w:sz w:val="28"/>
           <w:szCs w:val="28"/>
         </w:rPr>
-        <w:t xml:space="preserve">Căn cứ &lt;tham_quyen_ky&gt; của </w:t>
-      </w:r>
-      <w:r>
-        <w:rPr>
-          <w:i/>
-          <w:sz w:val="28"/>
-          <w:szCs w:val="28"/>
-        </w:rPr>
-        <w:t>Thuế tỉnh Quảng Trị</w:t>
-      </w:r>
-      <w:r>
-        <w:rPr>
-          <w:i/>
-          <w:sz w:val="28"/>
-          <w:szCs w:val="28"/>
-        </w:rPr>
-        <w:t xml:space="preserve"> về việc giao cho Phó Chi cục trưởng Chi cục Thuế được ký thay một số văn bản thuộc thẩm quyền của Chi cục trưởng Chi cục Thuế;</w:t>
+        <w:t>Căn cứ &lt;tham_quyen_ky&gt; c</w:t>
+      </w:r>
+      <w:r>
+        <w:rPr>
+          <w:i/>
+          <w:sz w:val="28"/>
+          <w:szCs w:val="28"/>
+        </w:rPr>
+        <w:t>ủa</w:t>
+      </w:r>
+      <w:r>
+        <w:t xml:space="preserve"> </w:t>
+      </w:r>
+      <w:r>
+        <w:rPr>
+          <w:i/>
+          <w:sz w:val="28"/>
+          <w:szCs w:val="28"/>
+        </w:rPr>
+        <w:t>Thuế tỉnh Quảng Trị về việc phân công lĩnh vực phụ trách và ủy quyền ký văn bản của các đồng chí Lãnh đạo Thuế tỉnh</w:t>
+      </w:r>
+      <w:r>
+        <w:rPr>
+          <w:i/>
+          <w:sz w:val="28"/>
+          <w:szCs w:val="28"/>
+        </w:rPr>
+        <w:t>;</w:t>
       </w:r>
     </w:p>
     <w:p>
@@ -2069,7 +2080,6 @@
           <w:sz w:val="22"/>
           <w:szCs w:val="22"/>
         </w:rPr>
-        <w:lastRenderedPageBreak/>
         <w:t>- Lưu:</w:t>
       </w:r>
       <w:r>

--- a/static/media/4.qd_giam_sat_ktr_giai_the.docx
+++ b/static/media/4.qd_giam_sat_ktr_giai_the.docx
@@ -685,39 +685,15 @@
           <w:sz w:val="28"/>
           <w:szCs w:val="28"/>
         </w:rPr>
-        <w:t xml:space="preserve">CHI </w:t>
-      </w:r>
-      <w:r>
-        <w:rPr>
-          <w:b/>
-          <w:sz w:val="28"/>
-          <w:szCs w:val="28"/>
-        </w:rPr>
-        <w:t xml:space="preserve">CỤC TRƯỞNG </w:t>
-      </w:r>
-      <w:r>
-        <w:rPr>
-          <w:b/>
-          <w:sz w:val="28"/>
-          <w:szCs w:val="28"/>
-        </w:rPr>
-        <w:t>CHI</w:t>
-      </w:r>
-      <w:r>
-        <w:rPr>
-          <w:b/>
-          <w:sz w:val="28"/>
-          <w:szCs w:val="28"/>
-        </w:rPr>
-        <w:t xml:space="preserve"> </w:t>
-      </w:r>
-      <w:r>
-        <w:rPr>
-          <w:b/>
-          <w:sz w:val="28"/>
-          <w:szCs w:val="28"/>
-        </w:rPr>
-        <w:t>CỤC THUẾ</w:t>
+        <w:t>TRƯỞNG THUẾ TỈNH</w:t>
+      </w:r>
+      <w:r>
+        <w:rPr>
+          <w:b/>
+          <w:sz w:val="28"/>
+          <w:szCs w:val="28"/>
+        </w:rPr>
+        <w:t xml:space="preserve"> QUẢNG TRỊ</w:t>
       </w:r>
     </w:p>
     <w:p>

--- a/static/media/4.qd_giam_sat_ktr_giai_the.docx
+++ b/static/media/4.qd_giam_sat_ktr_giai_the.docx
@@ -1923,6 +1923,21 @@
     </w:p>
     <w:p>
       <w:pPr>
+        <w:pStyle w:val="abc"/>
+        <w:ind w:firstLine="561"/>
+        <w:jc w:val="both"/>
+        <w:rPr>
+          <w:rFonts w:ascii="Times New Roman" w:hAnsi="Times New Roman" w:cs="Times New Roman"/>
+          <w:bCs/>
+          <w:iCs/>
+          <w:sz w:val="28"/>
+          <w:szCs w:val="28"/>
+          <w:lang w:val="sv-SE"/>
+        </w:rPr>
+      </w:pPr>
+    </w:p>
+    <w:p>
+      <w:pPr>
         <w:tabs>
           <w:tab w:val="center" w:pos="6804"/>
         </w:tabs>
@@ -2056,6 +2071,7 @@
           <w:sz w:val="22"/>
           <w:szCs w:val="22"/>
         </w:rPr>
+        <w:lastRenderedPageBreak/>
         <w:t>- Lưu:</w:t>
       </w:r>
       <w:r>

--- a/static/media/4.qd_giam_sat_ktr_giai_the.docx
+++ b/static/media/4.qd_giam_sat_ktr_giai_the.docx
@@ -1122,6 +1122,24 @@
       <w:r>
         <w:rPr>
           <w:i/>
+          <w:color w:val="000000" w:themeColor="text1"/>
+          <w:sz w:val="28"/>
+          <w:szCs w:val="28"/>
+        </w:rPr>
+        <w:t xml:space="preserve"> </w:t>
+      </w:r>
+      <w:r>
+        <w:rPr>
+          <w:i/>
+          <w:color w:val="000000" w:themeColor="text1"/>
+          <w:sz w:val="28"/>
+          <w:szCs w:val="28"/>
+        </w:rPr>
+        <w:t>Phòng</w:t>
+      </w:r>
+      <w:r>
+        <w:rPr>
+          <w:i/>
           <w:sz w:val="28"/>
           <w:szCs w:val="28"/>
           <w:lang w:val="nl-NL"/>
@@ -1505,6 +1523,22 @@
           <w:lang w:val="nl-NL"/>
         </w:rPr>
         <w:t>&lt;ng_giam_sat_cv&gt;</w:t>
+      </w:r>
+      <w:r>
+        <w:rPr>
+          <w:sz w:val="28"/>
+          <w:szCs w:val="28"/>
+          <w:lang w:val="nl-NL"/>
+        </w:rPr>
+        <w:t xml:space="preserve"> </w:t>
+      </w:r>
+      <w:r>
+        <w:rPr>
+          <w:sz w:val="28"/>
+          <w:szCs w:val="28"/>
+          <w:lang w:val="nl-NL"/>
+        </w:rPr>
+        <w:t>Phòng</w:t>
       </w:r>
       <w:r>
         <w:rPr>
@@ -2020,6 +2054,7 @@
           <w:sz w:val="22"/>
           <w:szCs w:val="22"/>
         </w:rPr>
+        <w:lastRenderedPageBreak/>
         <w:t>- Như Điều 4</w:t>
       </w:r>
       <w:r>
@@ -2071,7 +2106,6 @@
           <w:sz w:val="22"/>
           <w:szCs w:val="22"/>
         </w:rPr>
-        <w:lastRenderedPageBreak/>
         <w:t>- Lưu:</w:t>
       </w:r>
       <w:r>

--- a/static/media/4.qd_giam_sat_ktr_giai_the.docx
+++ b/static/media/4.qd_giam_sat_ktr_giai_the.docx
@@ -445,17 +445,26 @@
           <w:szCs w:val="28"/>
           <w:lang w:val="nl-NL"/>
         </w:rPr>
-        <w:t xml:space="preserve">năm </w:t>
-      </w:r>
-      <w:r>
-        <w:rPr>
-          <w:i/>
-          <w:color w:val="FFFFFF" w:themeColor="background1"/>
-          <w:sz w:val="28"/>
-          <w:szCs w:val="28"/>
-          <w:lang w:val="nl-NL"/>
-        </w:rPr>
-        <w:t>9999</w:t>
+        <w:t>năm</w:t>
+      </w:r>
+      <w:r>
+        <w:rPr>
+          <w:i/>
+          <w:sz w:val="28"/>
+          <w:szCs w:val="28"/>
+          <w:lang w:val="nl-NL"/>
+        </w:rPr>
+        <w:t xml:space="preserve"> </w:t>
+      </w:r>
+      <w:r>
+        <w:rPr>
+          <w:i/>
+          <w:iCs/>
+          <w:sz w:val="28"/>
+          <w:szCs w:val="28"/>
+          <w:lang w:val="nl-NL"/>
+        </w:rPr>
+        <w:t>&lt;nam_kh_tkt&gt;</w:t>
       </w:r>
     </w:p>
     <w:p>
@@ -2892,7 +2901,6 @@
   <w:style w:type="character" w:default="1" w:styleId="DefaultParagraphFont">
     <w:name w:val="Default Paragraph Font"/>
     <w:uiPriority w:val="1"/>
-    <w:semiHidden/>
     <w:unhideWhenUsed/>
   </w:style>
   <w:style w:type="table" w:default="1" w:styleId="TableNormal">

--- a/static/media/4.qd_giam_sat_ktr_giai_the.docx
+++ b/static/media/4.qd_giam_sat_ktr_giai_the.docx
@@ -6,9 +6,9 @@
       <w:pPr>
         <w:tabs>
           <w:tab w:val="center" w:pos="1418"/>
-          <w:tab w:val="center" w:pos="6804"/>
+          <w:tab w:val="center" w:pos="6521"/>
         </w:tabs>
-        <w:ind w:left="-567" w:right="-121"/>
+        <w:ind w:left="-567" w:right="49"/>
         <w:jc w:val="both"/>
         <w:rPr>
           <w:b/>
@@ -24,18 +24,14 @@
         <w:tab/>
       </w:r>
       <w:r>
-        <w:rPr>
+        <w:t>CỤC THUẾ</w:t>
+      </w:r>
+      <w:r>
+        <w:rPr>
+          <w:b/>
           <w:sz w:val="24"/>
           <w:szCs w:val="24"/>
         </w:rPr>
-        <w:t>CỤC THUẾ</w:t>
-      </w:r>
-      <w:r>
-        <w:rPr>
-          <w:b/>
-          <w:sz w:val="24"/>
-          <w:szCs w:val="24"/>
-        </w:rPr>
         <w:tab/>
       </w:r>
       <w:r>
@@ -55,7 +51,7 @@
       <w:pPr>
         <w:tabs>
           <w:tab w:val="center" w:pos="1418"/>
-          <w:tab w:val="center" w:pos="6804"/>
+          <w:tab w:val="center" w:pos="6521"/>
         </w:tabs>
         <w:ind w:left="-567"/>
         <w:jc w:val="both"/>
@@ -73,7 +69,82 @@
         <mc:AlternateContent>
           <mc:Choice Requires="wps">
             <w:drawing>
-              <wp:anchor distT="0" distB="0" distL="114300" distR="114300" simplePos="0" relativeHeight="251656192" behindDoc="0" locked="0" layoutInCell="1" allowOverlap="1" wp14:anchorId="22E705E9" wp14:editId="13DA72AF">
+              <wp:anchor distT="0" distB="0" distL="114300" distR="114300" simplePos="0" relativeHeight="251658240" behindDoc="0" locked="0" layoutInCell="1" allowOverlap="1" wp14:anchorId="3E6E53CA" wp14:editId="315C78CC">
+                <wp:simplePos x="0" y="0"/>
+                <wp:positionH relativeFrom="column">
+                  <wp:posOffset>3084195</wp:posOffset>
+                </wp:positionH>
+                <wp:positionV relativeFrom="paragraph">
+                  <wp:posOffset>208280</wp:posOffset>
+                </wp:positionV>
+                <wp:extent cx="2057400" cy="0"/>
+                <wp:effectExtent l="0" t="0" r="0" b="0"/>
+                <wp:wrapNone/>
+                <wp:docPr id="3" name="Line 14"/>
+                <wp:cNvGraphicFramePr>
+                  <a:graphicFrameLocks xmlns:a="http://schemas.openxmlformats.org/drawingml/2006/main"/>
+                </wp:cNvGraphicFramePr>
+                <a:graphic xmlns:a="http://schemas.openxmlformats.org/drawingml/2006/main">
+                  <a:graphicData uri="http://schemas.microsoft.com/office/word/2010/wordprocessingShape">
+                    <wps:wsp>
+                      <wps:cNvCnPr>
+                        <a:cxnSpLocks noChangeShapeType="1"/>
+                      </wps:cNvCnPr>
+                      <wps:spPr bwMode="auto">
+                        <a:xfrm>
+                          <a:off x="0" y="0"/>
+                          <a:ext cx="2057400" cy="0"/>
+                        </a:xfrm>
+                        <a:prstGeom prst="line">
+                          <a:avLst/>
+                        </a:prstGeom>
+                        <a:noFill/>
+                        <a:ln w="9525">
+                          <a:solidFill>
+                            <a:srgbClr val="000000"/>
+                          </a:solidFill>
+                          <a:round/>
+                          <a:headEnd/>
+                          <a:tailEnd/>
+                        </a:ln>
+                        <a:extLst>
+                          <a:ext uri="{909E8E84-426E-40DD-AFC4-6F175D3DCCD1}">
+                            <a14:hiddenFill xmlns:a14="http://schemas.microsoft.com/office/drawing/2010/main">
+                              <a:noFill/>
+                            </a14:hiddenFill>
+                          </a:ext>
+                        </a:extLst>
+                      </wps:spPr>
+                      <wps:bodyPr/>
+                    </wps:wsp>
+                  </a:graphicData>
+                </a:graphic>
+                <wp14:sizeRelH relativeFrom="page">
+                  <wp14:pctWidth>0</wp14:pctWidth>
+                </wp14:sizeRelH>
+                <wp14:sizeRelV relativeFrom="page">
+                  <wp14:pctHeight>0</wp14:pctHeight>
+                </wp14:sizeRelV>
+              </wp:anchor>
+            </w:drawing>
+          </mc:Choice>
+          <mc:Fallback>
+            <w:pict>
+              <v:line w14:anchorId="4C607177" id="Line 14" o:spid="_x0000_s1026" style="position:absolute;z-index:251658240;visibility:visible;mso-wrap-style:square;mso-width-percent:0;mso-height-percent:0;mso-wrap-distance-left:9pt;mso-wrap-distance-top:0;mso-wrap-distance-right:9pt;mso-wrap-distance-bottom:0;mso-position-horizontal:absolute;mso-position-horizontal-relative:text;mso-position-vertical:absolute;mso-position-vertical-relative:text;mso-width-percent:0;mso-height-percent:0;mso-width-relative:page;mso-height-relative:page" from="242.85pt,16.4pt" to="404.85pt,16.4pt" o:gfxdata="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"/>
+            </w:pict>
+          </mc:Fallback>
+        </mc:AlternateContent>
+      </w:r>
+      <w:r>
+        <w:rPr>
+          <w:noProof/>
+          <w:sz w:val="12"/>
+          <w:lang w:val="en-GB" w:eastAsia="en-GB"/>
+        </w:rPr>
+        <mc:AlternateContent>
+          <mc:Choice Requires="wps">
+            <w:drawing>
+              <wp:anchor distT="0" distB="0" distL="114300" distR="114300" simplePos="0" relativeHeight="251656192" behindDoc="0" locked="0" layoutInCell="1" allowOverlap="1" wp14:anchorId="22E705E9" wp14:editId="7059EBAA">
                 <wp:simplePos x="0" y="0"/>
                 <wp:positionH relativeFrom="column">
                   <wp:posOffset>417195</wp:posOffset>
@@ -134,88 +205,13 @@
           </mc:Choice>
           <mc:Fallback>
             <w:pict>
-              <v:line w14:anchorId="3148FACD" id="Line 12" o:spid="_x0000_s1026" style="position:absolute;z-index:251656192;visibility:visible;mso-wrap-style:square;mso-width-percent:0;mso-height-percent:0;mso-wrap-distance-left:9pt;mso-wrap-distance-top:0;mso-wrap-distance-right:9pt;mso-wrap-distance-bottom:0;mso-position-horizontal:absolute;mso-position-horizontal-relative:text;mso-position-vertical:absolute;mso-position-vertical-relative:text;mso-width-percent:0;mso-height-percent:0;mso-width-relative:page;mso-height-relative:page" from="32.85pt,16.2pt" to="95.85pt,16.2pt" o:gfxdata="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"/>
+              <v:line w14:anchorId="306762E6" id="Line 12" o:spid="_x0000_s1026" style="position:absolute;z-index:251656192;visibility:visible;mso-wrap-style:square;mso-width-percent:0;mso-height-percent:0;mso-wrap-distance-left:9pt;mso-wrap-distance-top:0;mso-wrap-distance-right:9pt;mso-wrap-distance-bottom:0;mso-position-horizontal:absolute;mso-position-horizontal-relative:text;mso-position-vertical:absolute;mso-position-vertical-relative:text;mso-width-percent:0;mso-height-percent:0;mso-width-relative:page;mso-height-relative:page" from="32.85pt,16.2pt" to="95.85pt,16.2pt" o:gfxdata="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"/>
             </w:pict>
           </mc:Fallback>
         </mc:AlternateContent>
       </w:r>
       <w:r>
         <w:rPr>
-          <w:noProof/>
-          <w:sz w:val="12"/>
-          <w:lang w:val="en-GB" w:eastAsia="en-GB"/>
-        </w:rPr>
-        <mc:AlternateContent>
-          <mc:Choice Requires="wps">
-            <w:drawing>
-              <wp:anchor distT="0" distB="0" distL="114300" distR="114300" simplePos="0" relativeHeight="251658240" behindDoc="0" locked="0" layoutInCell="1" allowOverlap="1" wp14:anchorId="3E6E53CA" wp14:editId="29915506">
-                <wp:simplePos x="0" y="0"/>
-                <wp:positionH relativeFrom="column">
-                  <wp:posOffset>3322320</wp:posOffset>
-                </wp:positionH>
-                <wp:positionV relativeFrom="paragraph">
-                  <wp:posOffset>208280</wp:posOffset>
-                </wp:positionV>
-                <wp:extent cx="2057400" cy="0"/>
-                <wp:effectExtent l="0" t="0" r="19050" b="19050"/>
-                <wp:wrapNone/>
-                <wp:docPr id="3" name="Line 14"/>
-                <wp:cNvGraphicFramePr>
-                  <a:graphicFrameLocks xmlns:a="http://schemas.openxmlformats.org/drawingml/2006/main"/>
-                </wp:cNvGraphicFramePr>
-                <a:graphic xmlns:a="http://schemas.openxmlformats.org/drawingml/2006/main">
-                  <a:graphicData uri="http://schemas.microsoft.com/office/word/2010/wordprocessingShape">
-                    <wps:wsp>
-                      <wps:cNvCnPr>
-                        <a:cxnSpLocks noChangeShapeType="1"/>
-                      </wps:cNvCnPr>
-                      <wps:spPr bwMode="auto">
-                        <a:xfrm>
-                          <a:off x="0" y="0"/>
-                          <a:ext cx="2057400" cy="0"/>
-                        </a:xfrm>
-                        <a:prstGeom prst="line">
-                          <a:avLst/>
-                        </a:prstGeom>
-                        <a:noFill/>
-                        <a:ln w="9525">
-                          <a:solidFill>
-                            <a:srgbClr val="000000"/>
-                          </a:solidFill>
-                          <a:round/>
-                          <a:headEnd/>
-                          <a:tailEnd/>
-                        </a:ln>
-                        <a:extLst>
-                          <a:ext uri="{909E8E84-426E-40DD-AFC4-6F175D3DCCD1}">
-                            <a14:hiddenFill xmlns:a14="http://schemas.microsoft.com/office/drawing/2010/main">
-                              <a:noFill/>
-                            </a14:hiddenFill>
-                          </a:ext>
-                        </a:extLst>
-                      </wps:spPr>
-                      <wps:bodyPr/>
-                    </wps:wsp>
-                  </a:graphicData>
-                </a:graphic>
-                <wp14:sizeRelH relativeFrom="page">
-                  <wp14:pctWidth>0</wp14:pctWidth>
-                </wp14:sizeRelH>
-                <wp14:sizeRelV relativeFrom="page">
-                  <wp14:pctHeight>0</wp14:pctHeight>
-                </wp14:sizeRelV>
-              </wp:anchor>
-            </w:drawing>
-          </mc:Choice>
-          <mc:Fallback>
-            <w:pict>
-              <v:line w14:anchorId="5B4BC69F" id="Line 14" o:spid="_x0000_s1026" style="position:absolute;z-index:251658240;visibility:visible;mso-wrap-style:square;mso-width-percent:0;mso-height-percent:0;mso-wrap-distance-left:9pt;mso-wrap-distance-top:0;mso-wrap-distance-right:9pt;mso-wrap-distance-bottom:0;mso-position-horizontal:absolute;mso-position-horizontal-relative:text;mso-position-vertical:absolute;mso-position-vertical-relative:text;mso-width-percent:0;mso-height-percent:0;mso-width-relative:page;mso-height-relative:page" from="261.6pt,16.4pt" to="423.6pt,16.4pt" o:gfxdata="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"/>
-            </w:pict>
-          </mc:Fallback>
-        </mc:AlternateContent>
-      </w:r>
-      <w:r>
-        <w:rPr>
           <w:b/>
         </w:rPr>
         <w:tab/>
@@ -223,8 +219,6 @@
       <w:r>
         <w:rPr>
           <w:b/>
-          <w:sz w:val="28"/>
-          <w:szCs w:val="28"/>
         </w:rPr>
         <w:t>THUẾ TỈNH QUẢNG TRỊ</w:t>
       </w:r>
@@ -340,7 +334,7 @@
           <w:tab w:val="center" w:pos="1418"/>
           <w:tab w:val="right" w:pos="9356"/>
         </w:tabs>
-        <w:spacing w:before="120"/>
+        <w:spacing w:before="60"/>
         <w:ind w:left="-567"/>
         <w:jc w:val="both"/>
         <w:rPr>
@@ -357,31 +351,15 @@
         <w:tab/>
       </w:r>
       <w:r>
-        <w:rPr>
-          <w:sz w:val="28"/>
-          <w:szCs w:val="28"/>
-        </w:rPr>
         <w:t xml:space="preserve">Số:   </w:t>
       </w:r>
       <w:r>
-        <w:rPr>
-          <w:sz w:val="28"/>
-          <w:szCs w:val="28"/>
-        </w:rPr>
         <w:t xml:space="preserve">   </w:t>
       </w:r>
       <w:r>
-        <w:rPr>
-          <w:sz w:val="28"/>
-          <w:szCs w:val="28"/>
-        </w:rPr>
         <w:t xml:space="preserve">      /QĐ-</w:t>
       </w:r>
       <w:r>
-        <w:rPr>
-          <w:sz w:val="28"/>
-          <w:szCs w:val="28"/>
-        </w:rPr>
         <w:t>QTR</w:t>
       </w:r>
       <w:r>
@@ -466,6 +444,17 @@
         </w:rPr>
         <w:t>&lt;nam_kh_tkt&gt;</w:t>
       </w:r>
+    </w:p>
+    <w:p>
+      <w:pPr>
+        <w:spacing w:before="120"/>
+        <w:jc w:val="center"/>
+        <w:rPr>
+          <w:b/>
+          <w:sz w:val="28"/>
+          <w:szCs w:val="28"/>
+        </w:rPr>
+      </w:pPr>
     </w:p>
     <w:p>
       <w:pPr>
@@ -707,144 +696,7 @@
     </w:p>
     <w:p>
       <w:pPr>
-        <w:ind w:firstLine="426"/>
-        <w:jc w:val="both"/>
-        <w:rPr>
-          <w:i/>
-          <w:sz w:val="28"/>
-          <w:szCs w:val="28"/>
-        </w:rPr>
-      </w:pPr>
-      <w:r>
-        <w:rPr>
-          <w:i/>
-          <w:sz w:val="28"/>
-          <w:szCs w:val="28"/>
-        </w:rPr>
-        <w:t>Căn cứ Luật Quản lý</w:t>
-      </w:r>
-      <w:r>
-        <w:rPr>
-          <w:i/>
-          <w:sz w:val="28"/>
-          <w:szCs w:val="28"/>
-        </w:rPr>
-        <w:t xml:space="preserve"> thuế</w:t>
-      </w:r>
-      <w:r>
-        <w:rPr>
-          <w:i/>
-          <w:sz w:val="28"/>
-          <w:szCs w:val="28"/>
-        </w:rPr>
-        <w:t xml:space="preserve"> </w:t>
-      </w:r>
-      <w:r>
-        <w:rPr>
-          <w:i/>
-          <w:sz w:val="28"/>
-          <w:szCs w:val="28"/>
-          <w:lang w:val="nl-NL"/>
-        </w:rPr>
-        <w:t>&lt;luat_qlt_ngay&gt;</w:t>
-      </w:r>
-      <w:r>
-        <w:rPr>
-          <w:i/>
-          <w:sz w:val="28"/>
-          <w:szCs w:val="28"/>
-          <w:lang w:val="nl-NL"/>
-        </w:rPr>
-        <w:t xml:space="preserve"> </w:t>
-      </w:r>
-      <w:r>
-        <w:rPr>
-          <w:i/>
-          <w:sz w:val="28"/>
-          <w:szCs w:val="28"/>
-          <w:lang w:val="nl-NL"/>
-        </w:rPr>
-        <w:t>và các văn bản hướng dẫn thi hành</w:t>
-      </w:r>
-      <w:r>
-        <w:rPr>
-          <w:i/>
-          <w:sz w:val="28"/>
-          <w:szCs w:val="28"/>
-        </w:rPr>
-        <w:t>;</w:t>
-      </w:r>
-    </w:p>
-    <w:p>
-      <w:pPr>
-        <w:ind w:firstLine="426"/>
-        <w:jc w:val="both"/>
-        <w:rPr>
-          <w:i/>
-          <w:sz w:val="28"/>
-          <w:szCs w:val="28"/>
-        </w:rPr>
-      </w:pPr>
-      <w:r>
-        <w:rPr>
-          <w:i/>
-          <w:sz w:val="28"/>
-          <w:szCs w:val="28"/>
-        </w:rPr>
-        <w:t>Căn cứ &lt;quy_trinh_ktra&gt; của Tổng cục Thuế về việc ban hành quy trình kiểm tra thuế;</w:t>
-      </w:r>
-    </w:p>
-    <w:p>
-      <w:pPr>
-        <w:ind w:firstLine="426"/>
-        <w:jc w:val="both"/>
-        <w:rPr>
-          <w:i/>
-          <w:sz w:val="28"/>
-          <w:szCs w:val="28"/>
-          <w:lang w:val="nl-NL"/>
-        </w:rPr>
-      </w:pPr>
-      <w:r>
-        <w:rPr>
-          <w:i/>
-          <w:sz w:val="28"/>
-          <w:szCs w:val="28"/>
-          <w:lang w:val="nl-NL"/>
-        </w:rPr>
-        <w:t xml:space="preserve">Căn cứ Quyết định số 1614/QĐ-TCT ngày 13/10/2020 của Tổng cục Thuế về việc ban hành quy chế giám sát hoạt động của </w:t>
-      </w:r>
-      <w:r>
-        <w:rPr>
-          <w:i/>
-          <w:sz w:val="28"/>
-          <w:szCs w:val="28"/>
-          <w:lang w:val="nl-NL"/>
-        </w:rPr>
-        <w:t>Đ</w:t>
-      </w:r>
-      <w:r>
-        <w:rPr>
-          <w:i/>
-          <w:sz w:val="28"/>
-          <w:szCs w:val="28"/>
-          <w:lang w:val="nl-NL"/>
-        </w:rPr>
-        <w:t>oàn thanh tra, kiểm tra thuế</w:t>
-      </w:r>
-      <w:r>
-        <w:rPr>
-          <w:i/>
-          <w:sz w:val="28"/>
-          <w:szCs w:val="28"/>
-          <w:lang w:val="nl-NL"/>
-        </w:rPr>
-        <w:t>;</w:t>
-      </w:r>
-    </w:p>
-    <w:p>
-      <w:pPr>
-        <w:spacing w:after="120"/>
+        <w:spacing w:before="60"/>
         <w:ind w:firstLine="567"/>
         <w:jc w:val="both"/>
         <w:rPr>
@@ -859,194 +711,783 @@
           <w:sz w:val="28"/>
           <w:szCs w:val="28"/>
         </w:rPr>
-        <w:t>Căn cứ Quyết định số 1376/QĐ-CT ngày 30/6/2025 của Cục trưởng Cục Thuế về việc ban hành quy định chức năng, nhiệm vụ, quyền hạn và cơ cấu tổ chức của Thuế tỉnh, thành phố thuộc Cục Thuế;</w:t>
-      </w:r>
-    </w:p>
-    <w:p>
-      <w:pPr>
-        <w:ind w:firstLine="426"/>
+        <w:t>Căn cứ Luật Quản lý</w:t>
+      </w:r>
+      <w:r>
+        <w:rPr>
+          <w:i/>
+          <w:sz w:val="28"/>
+          <w:szCs w:val="28"/>
+        </w:rPr>
+        <w:t xml:space="preserve"> thuế</w:t>
+      </w:r>
+      <w:r>
+        <w:rPr>
+          <w:i/>
+          <w:sz w:val="28"/>
+          <w:szCs w:val="28"/>
+        </w:rPr>
+        <w:t xml:space="preserve"> </w:t>
+      </w:r>
+      <w:r>
+        <w:rPr>
+          <w:i/>
+          <w:sz w:val="28"/>
+          <w:szCs w:val="28"/>
+          <w:lang w:val="nl-NL"/>
+        </w:rPr>
+        <w:t>&lt;luat_qlt_ngay&gt;</w:t>
+      </w:r>
+      <w:r>
+        <w:rPr>
+          <w:i/>
+          <w:sz w:val="28"/>
+          <w:szCs w:val="28"/>
+          <w:lang w:val="nl-NL"/>
+        </w:rPr>
+        <w:t xml:space="preserve"> </w:t>
+      </w:r>
+      <w:r>
+        <w:rPr>
+          <w:i/>
+          <w:sz w:val="28"/>
+          <w:szCs w:val="28"/>
+          <w:lang w:val="nl-NL"/>
+        </w:rPr>
+        <w:t>và các văn bản hướng dẫn thi hành</w:t>
+      </w:r>
+      <w:r>
+        <w:rPr>
+          <w:i/>
+          <w:sz w:val="28"/>
+          <w:szCs w:val="28"/>
+        </w:rPr>
+        <w:t>;</w:t>
+      </w:r>
+    </w:p>
+    <w:p>
+      <w:pPr>
+        <w:spacing w:before="60"/>
+        <w:ind w:firstLine="567"/>
         <w:jc w:val="both"/>
         <w:rPr>
           <w:i/>
           <w:sz w:val="28"/>
           <w:szCs w:val="28"/>
-        </w:rPr>
-      </w:pPr>
-      <w:r>
-        <w:rPr>
-          <w:i/>
-          <w:sz w:val="28"/>
-          <w:szCs w:val="28"/>
-        </w:rPr>
-        <w:t>Căn cứ Quyết định số 1383/QĐ-CT ngày 30/06/2025 của Cục trưởng Cục Thuế về việc ban hành quy định chức năng, nhiệm vụ, quyền hạn của Văn phòng, các Phòng thuộc Thuế tỉnh, thành phố;</w:t>
-      </w:r>
-    </w:p>
-    <w:p>
-      <w:pPr>
+          <w:lang w:val="nl-NL"/>
+        </w:rPr>
+      </w:pPr>
+      <w:r>
+        <w:rPr>
+          <w:i/>
+          <w:color w:val="000000" w:themeColor="text1"/>
+          <w:sz w:val="28"/>
+          <w:szCs w:val="28"/>
+          <w:lang w:val="nl-NL"/>
+        </w:rPr>
+        <w:t>Căn cứ các Luật Thuế, phí, lệ phí và các văn bản hướng dẫn thi hành;</w:t>
+      </w:r>
+    </w:p>
+    <w:p>
+      <w:pPr>
+        <w:spacing w:before="60"/>
+        <w:ind w:firstLine="567"/>
+        <w:jc w:val="both"/>
+        <w:rPr>
+          <w:i/>
+          <w:sz w:val="28"/>
+          <w:szCs w:val="28"/>
+        </w:rPr>
+      </w:pPr>
+      <w:r>
+        <w:rPr>
+          <w:i/>
+          <w:sz w:val="28"/>
+          <w:szCs w:val="28"/>
+        </w:rPr>
+        <w:t>Căn cứ Quyết định số 1376/QĐ-CT ngày 30/6/2025 của Cục trưởng Cục Thuế về việc ban hành quy định chức năng, nhiệm vụ, quyền hạn và cơ cấu tổ chức của Thuế tỉnh, thành phố thuộc Cục Thuế</w:t>
+      </w:r>
+      <w:r>
+        <w:rPr>
+          <w:i/>
+          <w:sz w:val="28"/>
+          <w:szCs w:val="28"/>
+        </w:rPr>
+        <w:t>;</w:t>
+      </w:r>
+    </w:p>
+    <w:p>
+      <w:pPr>
+        <w:spacing w:before="60"/>
+        <w:ind w:firstLine="567"/>
+        <w:jc w:val="both"/>
+        <w:rPr>
+          <w:i/>
+          <w:sz w:val="28"/>
+          <w:szCs w:val="28"/>
+          <w:lang w:val="nl-NL"/>
+        </w:rPr>
+      </w:pPr>
+      <w:r>
+        <w:rPr>
+          <w:i/>
+          <w:sz w:val="28"/>
+          <w:szCs w:val="28"/>
+          <w:lang w:val="nl-NL"/>
+        </w:rPr>
+        <w:t xml:space="preserve">Căn cứ Quyết định số 1614/QĐ-TCT ngày 13/10/2020 của </w:t>
+      </w:r>
+      <w:r>
+        <w:rPr>
+          <w:i/>
+        </w:rPr>
+        <w:t>Tổng cục trưởng</w:t>
+      </w:r>
+      <w:r>
+        <w:rPr>
+          <w:i/>
+          <w:sz w:val="28"/>
+          <w:szCs w:val="28"/>
+          <w:lang w:val="nl-NL"/>
+        </w:rPr>
+        <w:t xml:space="preserve"> </w:t>
+      </w:r>
+      <w:r>
+        <w:rPr>
+          <w:i/>
+          <w:sz w:val="28"/>
+          <w:szCs w:val="28"/>
+          <w:lang w:val="nl-NL"/>
+        </w:rPr>
+        <w:t xml:space="preserve">Tổng cục Thuế về việc ban hành quy chế giám sát hoạt động của </w:t>
+      </w:r>
+      <w:r>
+        <w:rPr>
+          <w:i/>
+          <w:sz w:val="28"/>
+          <w:szCs w:val="28"/>
+          <w:lang w:val="nl-NL"/>
+        </w:rPr>
+        <w:t>Đ</w:t>
+      </w:r>
+      <w:r>
+        <w:rPr>
+          <w:i/>
+          <w:sz w:val="28"/>
+          <w:szCs w:val="28"/>
+          <w:lang w:val="nl-NL"/>
+        </w:rPr>
+        <w:t>oàn thanh tra, kiểm tra thuế</w:t>
+      </w:r>
+      <w:r>
+        <w:rPr>
+          <w:i/>
+          <w:sz w:val="28"/>
+          <w:szCs w:val="28"/>
+          <w:lang w:val="nl-NL"/>
+        </w:rPr>
+        <w:t>;</w:t>
+      </w:r>
+    </w:p>
+    <w:p>
+      <w:pPr>
+        <w:spacing w:before="60"/>
+        <w:ind w:firstLine="567"/>
+        <w:jc w:val="both"/>
+        <w:rPr>
+          <w:i/>
+          <w:sz w:val="28"/>
+          <w:szCs w:val="28"/>
+        </w:rPr>
+      </w:pPr>
+      <w:r>
+        <w:rPr>
+          <w:i/>
+          <w:sz w:val="28"/>
+          <w:szCs w:val="28"/>
+        </w:rPr>
+        <w:t>Căn cứ &lt;tham_quyen_ky&gt; c</w:t>
+      </w:r>
+      <w:r>
+        <w:rPr>
+          <w:i/>
+          <w:sz w:val="28"/>
+          <w:szCs w:val="28"/>
+        </w:rPr>
+        <w:t>ủa</w:t>
+      </w:r>
+      <w:r>
+        <w:t xml:space="preserve"> </w:t>
+      </w:r>
+      <w:r>
+        <w:rPr>
+          <w:bCs/>
+          <w:i/>
+          <w:sz w:val="28"/>
+          <w:szCs w:val="28"/>
+        </w:rPr>
+        <w:t xml:space="preserve">Trưởng </w:t>
+      </w:r>
+      <w:r>
+        <w:rPr>
+          <w:i/>
+          <w:sz w:val="28"/>
+          <w:szCs w:val="28"/>
+        </w:rPr>
+        <w:t>Thuế tỉnh Quảng Trị về việc phân công lĩnh vực phụ trách và ủy quyền ký văn bản của các đồng chí Lãnh đạo Thuế tỉnh</w:t>
+      </w:r>
+      <w:r>
+        <w:rPr>
+          <w:i/>
+          <w:sz w:val="28"/>
+          <w:szCs w:val="28"/>
+        </w:rPr>
+        <w:t>;</w:t>
+      </w:r>
+    </w:p>
+    <w:p>
+      <w:pPr>
+        <w:spacing w:before="60"/>
+        <w:ind w:firstLine="567"/>
+        <w:jc w:val="both"/>
+        <w:rPr>
+          <w:i/>
+          <w:sz w:val="28"/>
+          <w:szCs w:val="28"/>
+          <w:lang w:val="nl-NL"/>
+        </w:rPr>
+      </w:pPr>
+      <w:r>
+        <w:rPr>
+          <w:i/>
+          <w:sz w:val="28"/>
+          <w:szCs w:val="28"/>
+        </w:rPr>
+        <w:t>Căn cứ Quyết định</w:t>
+      </w:r>
+      <w:r>
+        <w:rPr>
+          <w:i/>
+          <w:sz w:val="28"/>
+          <w:szCs w:val="28"/>
+        </w:rPr>
+        <w:t xml:space="preserve"> </w:t>
+      </w:r>
+      <w:r>
+        <w:rPr>
+          <w:bCs/>
+          <w:i/>
+          <w:iCs/>
+          <w:sz w:val="28"/>
+          <w:szCs w:val="28"/>
+          <w:lang w:val="nl-NL"/>
+        </w:rPr>
+        <w:t xml:space="preserve">số          </w:t>
+      </w:r>
+      <w:r>
+        <w:rPr>
+          <w:i/>
+          <w:sz w:val="28"/>
+          <w:szCs w:val="28"/>
+        </w:rPr>
+        <w:t>/QĐ-</w:t>
+      </w:r>
+      <w:r>
+        <w:rPr>
+          <w:i/>
+          <w:sz w:val="28"/>
+          <w:szCs w:val="28"/>
+        </w:rPr>
+        <w:t>QTR</w:t>
+      </w:r>
+      <w:r>
+        <w:rPr>
+          <w:i/>
+          <w:sz w:val="28"/>
+          <w:szCs w:val="28"/>
+          <w:lang w:val="nl-NL"/>
+        </w:rPr>
+        <w:t xml:space="preserve"> </w:t>
+      </w:r>
+      <w:r>
+        <w:rPr>
+          <w:i/>
+          <w:sz w:val="28"/>
+          <w:szCs w:val="28"/>
+          <w:lang w:val="nl-NL"/>
+        </w:rPr>
+        <w:t>&lt;ngay_thang&gt;</w:t>
+      </w:r>
+      <w:r>
+        <w:rPr>
+          <w:i/>
+          <w:sz w:val="28"/>
+          <w:szCs w:val="28"/>
+          <w:lang w:val="nl-NL"/>
+        </w:rPr>
+        <w:t xml:space="preserve"> của</w:t>
+      </w:r>
+      <w:r>
+        <w:rPr>
+          <w:i/>
+          <w:sz w:val="28"/>
+          <w:szCs w:val="28"/>
+          <w:lang w:val="nl-NL"/>
+        </w:rPr>
+        <w:t xml:space="preserve"> </w:t>
+      </w:r>
+      <w:r>
+        <w:rPr>
+          <w:i/>
+          <w:sz w:val="28"/>
+          <w:szCs w:val="28"/>
+          <w:lang w:val="nl-NL"/>
+        </w:rPr>
+        <w:t>Trưởng</w:t>
+      </w:r>
+      <w:r>
+        <w:rPr>
+          <w:i/>
+          <w:sz w:val="28"/>
+          <w:szCs w:val="28"/>
+          <w:lang w:val="nl-NL"/>
+        </w:rPr>
+        <w:t xml:space="preserve"> </w:t>
+      </w:r>
+      <w:r>
+        <w:rPr>
+          <w:i/>
+          <w:sz w:val="28"/>
+          <w:szCs w:val="28"/>
+          <w:lang w:val="nl-NL"/>
+        </w:rPr>
+        <w:t>Thuế tỉnh Quảng Trị</w:t>
+      </w:r>
+      <w:r>
+        <w:rPr>
+          <w:i/>
+          <w:sz w:val="28"/>
+          <w:szCs w:val="28"/>
+          <w:lang w:val="nl-NL"/>
+        </w:rPr>
+        <w:t xml:space="preserve"> về việc </w:t>
+      </w:r>
+      <w:r>
+        <w:rPr>
+          <w:i/>
+          <w:sz w:val="28"/>
+          <w:szCs w:val="28"/>
+          <w:lang w:val="nl-NL"/>
+        </w:rPr>
+        <w:t>ki</w:t>
+      </w:r>
+      <w:r>
+        <w:rPr>
+          <w:i/>
+          <w:sz w:val="28"/>
+          <w:szCs w:val="28"/>
+          <w:lang w:val="nl-NL"/>
+        </w:rPr>
+        <w:t>ểm</w:t>
+      </w:r>
+      <w:r>
+        <w:rPr>
+          <w:i/>
+          <w:sz w:val="28"/>
+          <w:szCs w:val="28"/>
+          <w:lang w:val="nl-NL"/>
+        </w:rPr>
+        <w:t xml:space="preserve"> tra </w:t>
+      </w:r>
+      <w:r>
+        <w:rPr>
+          <w:i/>
+          <w:sz w:val="28"/>
+          <w:szCs w:val="28"/>
+          <w:lang w:val="nl-NL"/>
+        </w:rPr>
+        <w:t>thuế</w:t>
+      </w:r>
+      <w:r>
+        <w:rPr>
+          <w:i/>
+          <w:sz w:val="28"/>
+          <w:szCs w:val="28"/>
+          <w:lang w:val="nl-NL"/>
+        </w:rPr>
+        <w:t xml:space="preserve"> tại </w:t>
+      </w:r>
+      <w:r>
+        <w:rPr>
+          <w:i/>
+          <w:sz w:val="28"/>
+          <w:szCs w:val="28"/>
+          <w:lang w:val="nl-NL"/>
+        </w:rPr>
+        <w:t>&lt;ten_dv&gt;</w:t>
+      </w:r>
+      <w:r>
+        <w:rPr>
+          <w:i/>
+          <w:sz w:val="28"/>
+          <w:szCs w:val="28"/>
+          <w:lang w:val="nl-NL"/>
+        </w:rPr>
+        <w:t>;</w:t>
+      </w:r>
+    </w:p>
+    <w:p>
+      <w:pPr>
+        <w:spacing w:before="60"/>
+        <w:ind w:firstLine="567"/>
+        <w:jc w:val="both"/>
+        <w:rPr>
+          <w:i/>
+          <w:sz w:val="28"/>
+          <w:szCs w:val="28"/>
+          <w:lang w:val="nl-NL"/>
+        </w:rPr>
+      </w:pPr>
+      <w:r>
+        <w:rPr>
+          <w:i/>
+          <w:sz w:val="28"/>
+          <w:szCs w:val="28"/>
+          <w:lang w:val="nl-NL"/>
+        </w:rPr>
+        <w:t>Theo</w:t>
+      </w:r>
+      <w:r>
+        <w:rPr>
+          <w:i/>
+          <w:sz w:val="28"/>
+          <w:szCs w:val="28"/>
+          <w:lang w:val="nl-NL"/>
+        </w:rPr>
+        <w:t xml:space="preserve"> đề nghị của </w:t>
+      </w:r>
+      <w:r>
+        <w:rPr>
+          <w:i/>
+          <w:color w:val="000000" w:themeColor="text1"/>
+          <w:sz w:val="28"/>
+          <w:szCs w:val="28"/>
+        </w:rPr>
+        <w:t>&lt;ld_phong&gt;</w:t>
+      </w:r>
+      <w:r>
+        <w:rPr>
+          <w:i/>
+          <w:color w:val="000000" w:themeColor="text1"/>
+          <w:sz w:val="28"/>
+          <w:szCs w:val="28"/>
+        </w:rPr>
+        <w:t xml:space="preserve"> </w:t>
+      </w:r>
+      <w:r>
+        <w:rPr>
+          <w:i/>
+          <w:color w:val="000000" w:themeColor="text1"/>
+          <w:sz w:val="28"/>
+          <w:szCs w:val="28"/>
+        </w:rPr>
+        <w:t>Phòng</w:t>
+      </w:r>
+      <w:r>
+        <w:rPr>
+          <w:i/>
+          <w:sz w:val="28"/>
+          <w:szCs w:val="28"/>
+          <w:lang w:val="nl-NL"/>
+        </w:rPr>
+        <w:t xml:space="preserve"> </w:t>
+      </w:r>
+      <w:r>
+        <w:rPr>
+          <w:i/>
+          <w:sz w:val="28"/>
+          <w:szCs w:val="28"/>
+          <w:lang w:val="nl-NL"/>
+        </w:rPr>
+        <w:t>Kiểm tra số 2</w:t>
+      </w:r>
+      <w:r>
+        <w:rPr>
+          <w:i/>
+          <w:sz w:val="28"/>
+          <w:szCs w:val="28"/>
+          <w:lang w:val="nl-NL"/>
+        </w:rPr>
+        <w:t>.</w:t>
+      </w:r>
+    </w:p>
+    <w:p>
+      <w:pPr>
+        <w:spacing w:before="60"/>
+        <w:ind w:right="278" w:firstLine="567"/>
+        <w:jc w:val="both"/>
+        <w:rPr>
+          <w:i/>
+          <w:sz w:val="28"/>
+          <w:szCs w:val="28"/>
+          <w:lang w:val="nl-NL"/>
+        </w:rPr>
+      </w:pPr>
+    </w:p>
+    <w:p>
+      <w:pPr>
+        <w:spacing w:before="60"/>
+        <w:jc w:val="center"/>
+        <w:rPr>
+          <w:b/>
+          <w:sz w:val="28"/>
+          <w:szCs w:val="28"/>
+          <w:lang w:val="nl-NL"/>
+        </w:rPr>
+      </w:pPr>
+      <w:r>
+        <w:rPr>
+          <w:b/>
+          <w:sz w:val="28"/>
+          <w:szCs w:val="28"/>
+          <w:lang w:val="nl-NL"/>
+        </w:rPr>
+        <w:t>QUYẾT ĐỊNH:</w:t>
+      </w:r>
+    </w:p>
+    <w:p>
+      <w:pPr>
+        <w:ind w:right="-1" w:firstLine="567"/>
+        <w:jc w:val="both"/>
+        <w:rPr>
+          <w:b/>
+          <w:sz w:val="2"/>
+          <w:szCs w:val="28"/>
+        </w:rPr>
+      </w:pPr>
+    </w:p>
+    <w:p>
+      <w:pPr>
+        <w:ind w:firstLine="562"/>
+        <w:jc w:val="both"/>
+        <w:rPr>
+          <w:b/>
+          <w:sz w:val="2"/>
+          <w:szCs w:val="28"/>
+        </w:rPr>
+      </w:pPr>
+    </w:p>
+    <w:p>
+      <w:pPr>
+        <w:spacing w:before="60"/>
+        <w:ind w:firstLine="567"/>
+        <w:jc w:val="both"/>
+        <w:rPr>
+          <w:sz w:val="28"/>
+          <w:szCs w:val="28"/>
+          <w:lang w:val="nl-NL"/>
+        </w:rPr>
+      </w:pPr>
+      <w:r>
+        <w:rPr>
+          <w:b/>
+          <w:sz w:val="28"/>
+          <w:szCs w:val="28"/>
+        </w:rPr>
+        <w:t>Điều 1</w:t>
+      </w:r>
+      <w:r>
+        <w:rPr>
+          <w:b/>
+          <w:sz w:val="28"/>
+          <w:szCs w:val="28"/>
+        </w:rPr>
+        <w:t>.</w:t>
+      </w:r>
+      <w:r>
+        <w:rPr>
+          <w:sz w:val="28"/>
+          <w:szCs w:val="28"/>
+        </w:rPr>
+        <w:t xml:space="preserve"> </w:t>
+      </w:r>
+      <w:r>
+        <w:rPr>
+          <w:sz w:val="28"/>
+          <w:szCs w:val="28"/>
+        </w:rPr>
+        <w:t xml:space="preserve">Thực hiện giám sát đối với hoạt động </w:t>
+      </w:r>
+      <w:r>
+        <w:rPr>
+          <w:sz w:val="28"/>
+          <w:szCs w:val="28"/>
+        </w:rPr>
+        <w:t>kiểm</w:t>
+      </w:r>
+      <w:r>
+        <w:rPr>
+          <w:sz w:val="28"/>
+          <w:szCs w:val="28"/>
+        </w:rPr>
+        <w:t xml:space="preserve"> tra của Đoàn </w:t>
+      </w:r>
+      <w:r>
+        <w:rPr>
+          <w:sz w:val="28"/>
+          <w:szCs w:val="28"/>
+        </w:rPr>
+        <w:t>kiểm</w:t>
+      </w:r>
+      <w:r>
+        <w:rPr>
+          <w:sz w:val="28"/>
+          <w:szCs w:val="28"/>
+        </w:rPr>
+        <w:t xml:space="preserve"> tra </w:t>
+      </w:r>
+      <w:r>
+        <w:rPr>
+          <w:sz w:val="28"/>
+          <w:szCs w:val="28"/>
+        </w:rPr>
+        <w:t xml:space="preserve">thuế </w:t>
+      </w:r>
+      <w:r>
+        <w:rPr>
+          <w:sz w:val="28"/>
+          <w:szCs w:val="28"/>
+        </w:rPr>
+        <w:t xml:space="preserve">được thành lập theo Quyết định </w:t>
+      </w:r>
+      <w:r>
+        <w:rPr>
+          <w:bCs/>
+          <w:iCs/>
+          <w:sz w:val="28"/>
+          <w:szCs w:val="28"/>
+          <w:lang w:val="nl-NL"/>
+        </w:rPr>
+        <w:t xml:space="preserve">số          </w:t>
+      </w:r>
+      <w:r>
+        <w:rPr>
+          <w:sz w:val="28"/>
+          <w:szCs w:val="28"/>
+          <w:lang w:val="nl-NL"/>
+        </w:rPr>
+        <w:t>/QĐ-</w:t>
+      </w:r>
+      <w:r>
+        <w:rPr>
+          <w:sz w:val="28"/>
+          <w:szCs w:val="28"/>
+          <w:lang w:val="nl-NL"/>
+        </w:rPr>
+        <w:t xml:space="preserve">QTR </w:t>
+      </w:r>
+      <w:r>
+        <w:rPr>
+          <w:sz w:val="28"/>
+          <w:szCs w:val="28"/>
+          <w:lang w:val="nl-NL"/>
+        </w:rPr>
+        <w:t>&lt;ngay_thang&gt;</w:t>
+      </w:r>
+      <w:r>
+        <w:rPr>
+          <w:sz w:val="28"/>
+          <w:szCs w:val="28"/>
+          <w:lang w:val="nl-NL"/>
+        </w:rPr>
+        <w:t xml:space="preserve"> của </w:t>
+      </w:r>
+      <w:r>
+        <w:rPr>
+          <w:sz w:val="28"/>
+          <w:szCs w:val="28"/>
+          <w:lang w:val="nl-NL"/>
+        </w:rPr>
+        <w:t xml:space="preserve">Trưởng </w:t>
+      </w:r>
+      <w:r>
+        <w:rPr>
+          <w:sz w:val="28"/>
+          <w:szCs w:val="28"/>
+          <w:lang w:val="nl-NL"/>
+        </w:rPr>
+        <w:t>Thuế tỉnh Quảng Trị</w:t>
+      </w:r>
+      <w:r>
+        <w:rPr>
+          <w:sz w:val="28"/>
+          <w:szCs w:val="28"/>
+          <w:lang w:val="nl-NL"/>
+        </w:rPr>
+        <w:t>.</w:t>
+      </w:r>
+    </w:p>
+    <w:p>
+      <w:pPr>
+        <w:spacing w:before="60"/>
         <w:ind w:firstLine="709"/>
         <w:jc w:val="both"/>
         <w:rPr>
-          <w:i/>
-          <w:sz w:val="28"/>
-          <w:szCs w:val="28"/>
-        </w:rPr>
-      </w:pPr>
-      <w:r>
-        <w:rPr>
-          <w:i/>
-          <w:sz w:val="28"/>
-          <w:szCs w:val="28"/>
-        </w:rPr>
-        <w:t>Căn cứ &lt;tham_quyen_ky&gt; c</w:t>
-      </w:r>
-      <w:r>
-        <w:rPr>
-          <w:i/>
-          <w:sz w:val="28"/>
-          <w:szCs w:val="28"/>
-        </w:rPr>
-        <w:t>ủa</w:t>
-      </w:r>
-      <w:r>
-        <w:t xml:space="preserve"> </w:t>
-      </w:r>
-      <w:r>
-        <w:rPr>
-          <w:i/>
-          <w:sz w:val="28"/>
-          <w:szCs w:val="28"/>
-        </w:rPr>
-        <w:t>Thuế tỉnh Quảng Trị về việc phân công lĩnh vực phụ trách và ủy quyền ký văn bản của các đồng chí Lãnh đạo Thuế tỉnh</w:t>
-      </w:r>
-      <w:r>
-        <w:rPr>
-          <w:i/>
-          <w:sz w:val="28"/>
-          <w:szCs w:val="28"/>
-        </w:rPr>
-        <w:t>;</w:t>
-      </w:r>
-    </w:p>
-    <w:p>
-      <w:pPr>
-        <w:ind w:firstLine="709"/>
-        <w:jc w:val="both"/>
-        <w:rPr>
-          <w:i/>
-          <w:sz w:val="28"/>
-          <w:szCs w:val="28"/>
-          <w:lang w:val="nl-NL"/>
-        </w:rPr>
-      </w:pPr>
-      <w:r>
-        <w:rPr>
-          <w:i/>
-          <w:sz w:val="28"/>
-          <w:szCs w:val="28"/>
-        </w:rPr>
-        <w:t>Căn cứ Quyết định</w:t>
-      </w:r>
-      <w:r>
-        <w:rPr>
-          <w:i/>
-          <w:sz w:val="28"/>
-          <w:szCs w:val="28"/>
-        </w:rPr>
-        <w:t xml:space="preserve"> </w:t>
-      </w:r>
-      <w:r>
-        <w:rPr>
-          <w:bCs/>
-          <w:i/>
-          <w:iCs/>
-          <w:sz w:val="28"/>
-          <w:szCs w:val="28"/>
-          <w:lang w:val="nl-NL"/>
-        </w:rPr>
-        <w:t xml:space="preserve">số          </w:t>
-      </w:r>
-      <w:r>
-        <w:rPr>
-          <w:i/>
-          <w:sz w:val="28"/>
-          <w:szCs w:val="28"/>
-        </w:rPr>
-        <w:t>/QĐ-</w:t>
-      </w:r>
-      <w:r>
-        <w:rPr>
-          <w:i/>
-          <w:sz w:val="28"/>
-          <w:szCs w:val="28"/>
-        </w:rPr>
-        <w:t>QTR</w:t>
-      </w:r>
-      <w:r>
-        <w:rPr>
-          <w:i/>
-          <w:sz w:val="28"/>
-          <w:szCs w:val="28"/>
-          <w:lang w:val="nl-NL"/>
-        </w:rPr>
-        <w:t xml:space="preserve"> </w:t>
-      </w:r>
-      <w:r>
-        <w:rPr>
-          <w:i/>
-          <w:sz w:val="28"/>
-          <w:szCs w:val="28"/>
-          <w:lang w:val="nl-NL"/>
-        </w:rPr>
-        <w:t>&lt;ngay_thang&gt;</w:t>
-      </w:r>
-      <w:r>
-        <w:rPr>
-          <w:i/>
-          <w:sz w:val="28"/>
-          <w:szCs w:val="28"/>
-          <w:lang w:val="nl-NL"/>
-        </w:rPr>
-        <w:t xml:space="preserve"> của </w:t>
-      </w:r>
-      <w:r>
-        <w:rPr>
-          <w:i/>
-          <w:sz w:val="28"/>
-          <w:szCs w:val="28"/>
-          <w:lang w:val="nl-NL"/>
-        </w:rPr>
-        <w:t>Thuế tỉnh Quảng Trị</w:t>
-      </w:r>
-      <w:r>
-        <w:rPr>
-          <w:i/>
-          <w:sz w:val="28"/>
-          <w:szCs w:val="28"/>
-          <w:lang w:val="nl-NL"/>
-        </w:rPr>
-        <w:t xml:space="preserve"> về việc </w:t>
-      </w:r>
-      <w:r>
-        <w:rPr>
-          <w:i/>
-          <w:sz w:val="28"/>
-          <w:szCs w:val="28"/>
-          <w:lang w:val="nl-NL"/>
-        </w:rPr>
-        <w:t>ki</w:t>
-      </w:r>
-      <w:r>
-        <w:rPr>
-          <w:i/>
-          <w:sz w:val="28"/>
-          <w:szCs w:val="28"/>
-          <w:lang w:val="nl-NL"/>
-        </w:rPr>
-        <w:t>ểm</w:t>
-      </w:r>
-      <w:r>
-        <w:rPr>
-          <w:i/>
+          <w:sz w:val="28"/>
+          <w:szCs w:val="28"/>
+          <w:lang w:val="nl-NL"/>
+        </w:rPr>
+      </w:pPr>
+      <w:r>
+        <w:rPr>
+          <w:sz w:val="28"/>
+          <w:szCs w:val="28"/>
+          <w:lang w:val="nl-NL"/>
+        </w:rPr>
+        <w:t xml:space="preserve">Thời hạn giám sát được tính </w:t>
+      </w:r>
+      <w:r>
+        <w:rPr>
+          <w:sz w:val="28"/>
+          <w:szCs w:val="28"/>
+          <w:lang w:val="nl-NL"/>
+        </w:rPr>
+        <w:t xml:space="preserve">kể </w:t>
+      </w:r>
+      <w:r>
+        <w:rPr>
+          <w:sz w:val="28"/>
+          <w:szCs w:val="28"/>
+          <w:lang w:val="nl-NL"/>
+        </w:rPr>
+        <w:t xml:space="preserve">từ ngày công bố quyết định </w:t>
+      </w:r>
+      <w:r>
+        <w:rPr>
+          <w:sz w:val="28"/>
+          <w:szCs w:val="28"/>
+          <w:lang w:val="nl-NL"/>
+        </w:rPr>
+        <w:t>kiểm</w:t>
+      </w:r>
+      <w:r>
+        <w:rPr>
+          <w:sz w:val="28"/>
+          <w:szCs w:val="28"/>
+          <w:lang w:val="nl-NL"/>
+        </w:rPr>
+        <w:t xml:space="preserve"> tra đến thời điểm kết thúc việc </w:t>
+      </w:r>
+      <w:r>
+        <w:rPr>
+          <w:sz w:val="28"/>
+          <w:szCs w:val="28"/>
+          <w:lang w:val="nl-NL"/>
+        </w:rPr>
+        <w:t>kiểm</w:t>
+      </w:r>
+      <w:r>
+        <w:rPr>
           <w:sz w:val="28"/>
           <w:szCs w:val="28"/>
           <w:lang w:val="nl-NL"/>
@@ -1055,118 +1496,30 @@
       </w:r>
       <w:r>
         <w:rPr>
-          <w:i/>
-          <w:sz w:val="28"/>
-          <w:szCs w:val="28"/>
-          <w:lang w:val="nl-NL"/>
-        </w:rPr>
-        <w:t>thuế</w:t>
-      </w:r>
-      <w:r>
-        <w:rPr>
-          <w:i/>
-          <w:sz w:val="28"/>
-          <w:szCs w:val="28"/>
-          <w:lang w:val="nl-NL"/>
-        </w:rPr>
-        <w:t xml:space="preserve"> tại </w:t>
-      </w:r>
-      <w:r>
-        <w:rPr>
-          <w:i/>
-          <w:sz w:val="28"/>
-          <w:szCs w:val="28"/>
-          <w:lang w:val="nl-NL"/>
-        </w:rPr>
-        <w:t>&lt;ten_dv&gt;</w:t>
-      </w:r>
-      <w:r>
-        <w:rPr>
-          <w:i/>
-          <w:sz w:val="28"/>
-          <w:szCs w:val="28"/>
-          <w:lang w:val="nl-NL"/>
-        </w:rPr>
-        <w:t>;</w:t>
-      </w:r>
-    </w:p>
-    <w:p>
-      <w:pPr>
-        <w:ind w:firstLine="709"/>
-        <w:jc w:val="both"/>
-        <w:rPr>
-          <w:i/>
-          <w:sz w:val="28"/>
-          <w:szCs w:val="28"/>
-          <w:lang w:val="nl-NL"/>
-        </w:rPr>
-      </w:pPr>
-      <w:r>
-        <w:rPr>
-          <w:i/>
-          <w:sz w:val="28"/>
-          <w:szCs w:val="28"/>
-          <w:lang w:val="nl-NL"/>
-        </w:rPr>
-        <w:t>Theo</w:t>
-      </w:r>
-      <w:r>
-        <w:rPr>
-          <w:i/>
-          <w:sz w:val="28"/>
-          <w:szCs w:val="28"/>
-          <w:lang w:val="nl-NL"/>
-        </w:rPr>
-        <w:t xml:space="preserve"> đề nghị của </w:t>
-      </w:r>
-      <w:r>
-        <w:rPr>
-          <w:i/>
-          <w:color w:val="000000" w:themeColor="text1"/>
-          <w:sz w:val="28"/>
-          <w:szCs w:val="28"/>
-        </w:rPr>
-        <w:t>&lt;ld_phong&gt;</w:t>
-      </w:r>
-      <w:r>
-        <w:rPr>
-          <w:i/>
-          <w:color w:val="000000" w:themeColor="text1"/>
-          <w:sz w:val="28"/>
-          <w:szCs w:val="28"/>
-        </w:rPr>
-        <w:t xml:space="preserve"> </w:t>
-      </w:r>
-      <w:r>
-        <w:rPr>
-          <w:i/>
-          <w:color w:val="000000" w:themeColor="text1"/>
-          <w:sz w:val="28"/>
-          <w:szCs w:val="28"/>
-        </w:rPr>
-        <w:t>Phòng</w:t>
-      </w:r>
-      <w:r>
-        <w:rPr>
-          <w:i/>
-          <w:sz w:val="28"/>
-          <w:szCs w:val="28"/>
-          <w:lang w:val="nl-NL"/>
-        </w:rPr>
-        <w:t xml:space="preserve"> </w:t>
-      </w:r>
-      <w:r>
-        <w:rPr>
-          <w:i/>
-          <w:sz w:val="28"/>
-          <w:szCs w:val="28"/>
-          <w:lang w:val="nl-NL"/>
-        </w:rPr>
-        <w:t>Kiểm tra số 2</w:t>
-      </w:r>
-      <w:r>
-        <w:rPr>
-          <w:i/>
+          <w:sz w:val="28"/>
+          <w:szCs w:val="28"/>
+          <w:lang w:val="nl-NL"/>
+        </w:rPr>
+        <w:t xml:space="preserve">thuế </w:t>
+      </w:r>
+      <w:r>
+        <w:rPr>
+          <w:sz w:val="28"/>
+          <w:szCs w:val="28"/>
+          <w:lang w:val="nl-NL"/>
+        </w:rPr>
+        <w:t xml:space="preserve">tại trụ sở </w:t>
+      </w:r>
+      <w:r>
+        <w:rPr>
+          <w:sz w:val="28"/>
+          <w:szCs w:val="28"/>
+          <w:lang w:val="nl-NL"/>
+        </w:rPr>
+        <w:t>người nộp thuế</w:t>
+      </w:r>
+      <w:r>
+        <w:rPr>
           <w:sz w:val="28"/>
           <w:szCs w:val="28"/>
           <w:lang w:val="nl-NL"/>
@@ -1176,47 +1529,7 @@
     </w:p>
     <w:p>
       <w:pPr>
-        <w:spacing w:before="120" w:after="120"/>
-        <w:jc w:val="center"/>
-        <w:rPr>
-          <w:b/>
-          <w:sz w:val="28"/>
-          <w:szCs w:val="28"/>
-        </w:rPr>
-      </w:pPr>
-      <w:r>
-        <w:rPr>
-          <w:b/>
-          <w:sz w:val="28"/>
-          <w:szCs w:val="28"/>
-        </w:rPr>
-        <w:t>QUYẾT ĐỊNH:</w:t>
-      </w:r>
-    </w:p>
-    <w:p>
-      <w:pPr>
-        <w:ind w:right="-1" w:firstLine="567"/>
-        <w:jc w:val="both"/>
-        <w:rPr>
-          <w:b/>
-          <w:sz w:val="2"/>
-          <w:szCs w:val="28"/>
-        </w:rPr>
-      </w:pPr>
-    </w:p>
-    <w:p>
-      <w:pPr>
-        <w:ind w:firstLine="562"/>
-        <w:jc w:val="both"/>
-        <w:rPr>
-          <w:b/>
-          <w:sz w:val="2"/>
-          <w:szCs w:val="28"/>
-        </w:rPr>
-      </w:pPr>
-    </w:p>
-    <w:p>
-      <w:pPr>
+        <w:spacing w:before="60"/>
         <w:ind w:firstLine="567"/>
         <w:jc w:val="both"/>
         <w:rPr>
@@ -1228,16 +1541,20 @@
       <w:r>
         <w:rPr>
           <w:b/>
-          <w:sz w:val="28"/>
-          <w:szCs w:val="28"/>
-        </w:rPr>
-        <w:t>Điều 1</w:t>
-      </w:r>
-      <w:r>
-        <w:rPr>
-          <w:b/>
-          <w:sz w:val="28"/>
-          <w:szCs w:val="28"/>
+          <w:bCs/>
+          <w:sz w:val="28"/>
+          <w:szCs w:val="28"/>
+          <w:lang w:val="sv-SE"/>
+        </w:rPr>
+        <w:t>Điều 2</w:t>
+      </w:r>
+      <w:r>
+        <w:rPr>
+          <w:b/>
+          <w:bCs/>
+          <w:sz w:val="28"/>
+          <w:szCs w:val="28"/>
+          <w:lang w:val="sv-SE"/>
         </w:rPr>
         <w:t>.</w:t>
       </w:r>
@@ -1245,6 +1562,7 @@
         <w:rPr>
           <w:sz w:val="28"/>
           <w:szCs w:val="28"/>
+          <w:lang w:val="sv-SE"/>
         </w:rPr>
         <w:t xml:space="preserve"> </w:t>
       </w:r>
@@ -1252,420 +1570,156 @@
         <w:rPr>
           <w:sz w:val="28"/>
           <w:szCs w:val="28"/>
-        </w:rPr>
-        <w:t xml:space="preserve">Thực hiện giám sát đối với hoạt động </w:t>
-      </w:r>
-      <w:r>
-        <w:rPr>
-          <w:sz w:val="28"/>
-          <w:szCs w:val="28"/>
-        </w:rPr>
-        <w:t>kiểm</w:t>
-      </w:r>
-      <w:r>
-        <w:rPr>
-          <w:sz w:val="28"/>
-          <w:szCs w:val="28"/>
-        </w:rPr>
-        <w:t xml:space="preserve"> tra của Đoàn </w:t>
-      </w:r>
-      <w:r>
-        <w:rPr>
-          <w:sz w:val="28"/>
-          <w:szCs w:val="28"/>
-        </w:rPr>
-        <w:t>kiểm</w:t>
-      </w:r>
-      <w:r>
-        <w:rPr>
-          <w:sz w:val="28"/>
-          <w:szCs w:val="28"/>
-        </w:rPr>
-        <w:t xml:space="preserve"> tra </w:t>
-      </w:r>
-      <w:r>
-        <w:rPr>
-          <w:sz w:val="28"/>
-          <w:szCs w:val="28"/>
-        </w:rPr>
-        <w:t xml:space="preserve">thuế </w:t>
-      </w:r>
-      <w:r>
-        <w:rPr>
-          <w:sz w:val="28"/>
-          <w:szCs w:val="28"/>
-        </w:rPr>
-        <w:t xml:space="preserve">được thành lập theo Quyết định </w:t>
-      </w:r>
-      <w:r>
+          <w:lang w:val="sv-SE"/>
+        </w:rPr>
+        <w:t xml:space="preserve">Giao cho </w:t>
+      </w:r>
+      <w:r>
+        <w:rPr>
+          <w:sz w:val="28"/>
+          <w:szCs w:val="28"/>
+          <w:lang w:val="nl-NL"/>
+        </w:rPr>
+        <w:t>&lt;ng_giam_sat&gt;</w:t>
+      </w:r>
+      <w:r>
+        <w:rPr>
+          <w:sz w:val="28"/>
+          <w:szCs w:val="28"/>
+          <w:lang w:val="nl-NL"/>
+        </w:rPr>
+        <w:t xml:space="preserve"> –</w:t>
+      </w:r>
+      <w:r>
+        <w:rPr>
+          <w:sz w:val="28"/>
+          <w:szCs w:val="28"/>
+          <w:lang w:val="nl-NL"/>
+        </w:rPr>
+        <w:t xml:space="preserve"> </w:t>
+      </w:r>
+      <w:r>
+        <w:rPr>
+          <w:sz w:val="28"/>
+          <w:szCs w:val="28"/>
+          <w:lang w:val="nl-NL"/>
+        </w:rPr>
+        <w:t>&lt;ng_giam_sat_cv&gt;</w:t>
+      </w:r>
+      <w:r>
+        <w:rPr>
+          <w:sz w:val="28"/>
+          <w:szCs w:val="28"/>
+          <w:lang w:val="nl-NL"/>
+        </w:rPr>
+        <w:t xml:space="preserve"> </w:t>
+      </w:r>
+      <w:r>
+        <w:rPr>
+          <w:sz w:val="28"/>
+          <w:szCs w:val="28"/>
+          <w:lang w:val="nl-NL"/>
+        </w:rPr>
+        <w:t>Phòng</w:t>
+      </w:r>
+      <w:r>
+        <w:rPr>
+          <w:sz w:val="28"/>
+          <w:szCs w:val="28"/>
+          <w:lang w:val="sv-SE"/>
+        </w:rPr>
+        <w:t xml:space="preserve"> </w:t>
+      </w:r>
+      <w:r>
+        <w:rPr>
+          <w:sz w:val="28"/>
+          <w:szCs w:val="28"/>
+          <w:lang w:val="sv-SE"/>
+        </w:rPr>
+        <w:t>Kiểm tra số 2</w:t>
+      </w:r>
+      <w:r>
+        <w:rPr>
+          <w:sz w:val="28"/>
+          <w:szCs w:val="28"/>
+          <w:lang w:val="sv-SE"/>
+        </w:rPr>
+        <w:t>,</w:t>
+      </w:r>
+      <w:r>
+        <w:rPr>
+          <w:sz w:val="28"/>
+          <w:szCs w:val="28"/>
+          <w:lang w:val="sv-SE"/>
+        </w:rPr>
+        <w:t xml:space="preserve"> </w:t>
+      </w:r>
+      <w:r>
+        <w:rPr>
+          <w:sz w:val="28"/>
+          <w:szCs w:val="28"/>
+          <w:lang w:val="sv-SE"/>
+        </w:rPr>
+        <w:t>Thuế tỉnh Quảng Trị</w:t>
+      </w:r>
+      <w:r>
+        <w:rPr>
+          <w:sz w:val="28"/>
+          <w:szCs w:val="28"/>
+          <w:lang w:val="sv-SE"/>
+        </w:rPr>
+        <w:t xml:space="preserve"> </w:t>
+      </w:r>
+      <w:r>
+        <w:rPr>
+          <w:i/>
+          <w:sz w:val="28"/>
+          <w:szCs w:val="28"/>
+          <w:lang w:val="nl-NL"/>
+        </w:rPr>
+        <w:t>(Số điện thoại: 0948.392.777)</w:t>
+      </w:r>
+      <w:r>
+        <w:rPr>
+          <w:sz w:val="28"/>
+          <w:szCs w:val="28"/>
+          <w:lang w:val="nl-NL"/>
+        </w:rPr>
+        <w:t xml:space="preserve"> để thực hiện nhiệm vụ ghi tại Điều 1</w:t>
+      </w:r>
+      <w:r>
+        <w:rPr>
+          <w:sz w:val="28"/>
+          <w:szCs w:val="28"/>
+          <w:lang w:val="nl-NL"/>
+        </w:rPr>
+        <w:t>.</w:t>
+      </w:r>
+    </w:p>
+    <w:p>
+      <w:pPr>
+        <w:spacing w:before="60"/>
+        <w:ind w:firstLine="561"/>
+        <w:jc w:val="both"/>
         <w:rPr>
           <w:bCs/>
           <w:iCs/>
           <w:sz w:val="28"/>
           <w:szCs w:val="28"/>
-          <w:lang w:val="nl-NL"/>
-        </w:rPr>
-        <w:t xml:space="preserve">số          </w:t>
-      </w:r>
-      <w:r>
-        <w:rPr>
-          <w:sz w:val="28"/>
-          <w:szCs w:val="28"/>
-          <w:lang w:val="nl-NL"/>
-        </w:rPr>
-        <w:t>/QĐ-</w:t>
-      </w:r>
-      <w:r>
-        <w:rPr>
-          <w:sz w:val="28"/>
-          <w:szCs w:val="28"/>
-          <w:lang w:val="nl-NL"/>
-        </w:rPr>
-        <w:t xml:space="preserve">QTR </w:t>
-      </w:r>
-      <w:r>
-        <w:rPr>
-          <w:sz w:val="28"/>
-          <w:szCs w:val="28"/>
-          <w:lang w:val="nl-NL"/>
-        </w:rPr>
-        <w:t>&lt;ngay_thang&gt;</w:t>
-      </w:r>
-      <w:r>
-        <w:rPr>
-          <w:sz w:val="28"/>
-          <w:szCs w:val="28"/>
-          <w:lang w:val="nl-NL"/>
-        </w:rPr>
-        <w:t xml:space="preserve"> của </w:t>
-      </w:r>
-      <w:r>
-        <w:rPr>
-          <w:sz w:val="28"/>
-          <w:szCs w:val="28"/>
-          <w:lang w:val="nl-NL"/>
-        </w:rPr>
-        <w:t>Thuế tỉnh Quảng Trị</w:t>
-      </w:r>
-      <w:r>
-        <w:rPr>
-          <w:sz w:val="28"/>
-          <w:szCs w:val="28"/>
-          <w:lang w:val="nl-NL"/>
-        </w:rPr>
-        <w:t>.</w:t>
-      </w:r>
-    </w:p>
-    <w:p>
-      <w:pPr>
-        <w:ind w:firstLine="709"/>
-        <w:jc w:val="both"/>
-        <w:rPr>
-          <w:sz w:val="28"/>
-          <w:szCs w:val="28"/>
-          <w:lang w:val="nl-NL"/>
-        </w:rPr>
-      </w:pPr>
-      <w:r>
-        <w:rPr>
-          <w:sz w:val="28"/>
-          <w:szCs w:val="28"/>
-          <w:lang w:val="nl-NL"/>
-        </w:rPr>
-        <w:t xml:space="preserve">Thời hạn giám sát được tính </w:t>
-      </w:r>
-      <w:r>
-        <w:rPr>
-          <w:sz w:val="28"/>
-          <w:szCs w:val="28"/>
-          <w:lang w:val="nl-NL"/>
-        </w:rPr>
-        <w:t xml:space="preserve">kể </w:t>
-      </w:r>
-      <w:r>
-        <w:rPr>
-          <w:sz w:val="28"/>
-          <w:szCs w:val="28"/>
-          <w:lang w:val="nl-NL"/>
-        </w:rPr>
-        <w:t xml:space="preserve">từ ngày công bố quyết định </w:t>
-      </w:r>
-      <w:r>
-        <w:rPr>
-          <w:sz w:val="28"/>
-          <w:szCs w:val="28"/>
-          <w:lang w:val="nl-NL"/>
-        </w:rPr>
-        <w:t>kiểm</w:t>
-      </w:r>
-      <w:r>
-        <w:rPr>
-          <w:sz w:val="28"/>
-          <w:szCs w:val="28"/>
-          <w:lang w:val="nl-NL"/>
-        </w:rPr>
-        <w:t xml:space="preserve"> tra đến thời điểm kết thúc việc </w:t>
-      </w:r>
-      <w:r>
-        <w:rPr>
-          <w:sz w:val="28"/>
-          <w:szCs w:val="28"/>
-          <w:lang w:val="nl-NL"/>
-        </w:rPr>
-        <w:t>kiểm</w:t>
-      </w:r>
-      <w:r>
-        <w:rPr>
-          <w:sz w:val="28"/>
-          <w:szCs w:val="28"/>
-          <w:lang w:val="nl-NL"/>
-        </w:rPr>
-        <w:t xml:space="preserve"> tra </w:t>
-      </w:r>
-      <w:r>
-        <w:rPr>
-          <w:sz w:val="28"/>
-          <w:szCs w:val="28"/>
-          <w:lang w:val="nl-NL"/>
-        </w:rPr>
-        <w:t xml:space="preserve">thuế </w:t>
-      </w:r>
-      <w:r>
-        <w:rPr>
-          <w:sz w:val="28"/>
-          <w:szCs w:val="28"/>
-          <w:lang w:val="nl-NL"/>
-        </w:rPr>
-        <w:t xml:space="preserve">tại trụ sở </w:t>
-      </w:r>
-      <w:r>
-        <w:rPr>
-          <w:sz w:val="28"/>
-          <w:szCs w:val="28"/>
-          <w:lang w:val="nl-NL"/>
-        </w:rPr>
-        <w:t>người nộp thuế</w:t>
-      </w:r>
-      <w:r>
-        <w:rPr>
-          <w:sz w:val="28"/>
-          <w:szCs w:val="28"/>
-          <w:lang w:val="nl-NL"/>
-        </w:rPr>
-        <w:t>.</w:t>
-      </w:r>
-    </w:p>
-    <w:p>
-      <w:pPr>
-        <w:ind w:firstLine="567"/>
-        <w:jc w:val="both"/>
-        <w:rPr>
-          <w:sz w:val="28"/>
-          <w:szCs w:val="28"/>
-          <w:lang w:val="nl-NL"/>
-        </w:rPr>
-      </w:pPr>
-      <w:r>
-        <w:rPr>
-          <w:b/>
-          <w:bCs/>
-          <w:sz w:val="28"/>
-          <w:szCs w:val="28"/>
           <w:lang w:val="sv-SE"/>
         </w:rPr>
-        <w:t>Điều 2</w:t>
-      </w:r>
-      <w:r>
-        <w:rPr>
-          <w:b/>
-          <w:bCs/>
-          <w:sz w:val="28"/>
-          <w:szCs w:val="28"/>
-          <w:lang w:val="sv-SE"/>
-        </w:rPr>
-        <w:t>.</w:t>
-      </w:r>
-      <w:r>
-        <w:rPr>
-          <w:sz w:val="28"/>
-          <w:szCs w:val="28"/>
-          <w:lang w:val="sv-SE"/>
-        </w:rPr>
-        <w:t xml:space="preserve"> </w:t>
-      </w:r>
-      <w:r>
-        <w:rPr>
-          <w:sz w:val="28"/>
-          <w:szCs w:val="28"/>
-          <w:lang w:val="sv-SE"/>
-        </w:rPr>
-        <w:t xml:space="preserve">Giao cho </w:t>
-      </w:r>
-      <w:r>
-        <w:rPr>
-          <w:sz w:val="28"/>
-          <w:szCs w:val="28"/>
-          <w:lang w:val="nl-NL"/>
-        </w:rPr>
-        <w:t>&lt;ng_giam_sat&gt;</w:t>
-      </w:r>
-      <w:r>
-        <w:rPr>
-          <w:sz w:val="28"/>
-          <w:szCs w:val="28"/>
-          <w:lang w:val="nl-NL"/>
-        </w:rPr>
-        <w:t xml:space="preserve"> –</w:t>
-      </w:r>
-      <w:r>
-        <w:rPr>
-          <w:sz w:val="28"/>
-          <w:szCs w:val="28"/>
-          <w:lang w:val="nl-NL"/>
-        </w:rPr>
-        <w:t xml:space="preserve"> </w:t>
-      </w:r>
-      <w:r>
-        <w:rPr>
-          <w:sz w:val="28"/>
-          <w:szCs w:val="28"/>
-          <w:lang w:val="nl-NL"/>
-        </w:rPr>
-        <w:t>&lt;ng_giam_sat_cv&gt;</w:t>
-      </w:r>
-      <w:r>
-        <w:rPr>
-          <w:sz w:val="28"/>
-          <w:szCs w:val="28"/>
-          <w:lang w:val="nl-NL"/>
-        </w:rPr>
-        <w:t xml:space="preserve"> </w:t>
-      </w:r>
-      <w:r>
-        <w:rPr>
-          <w:sz w:val="28"/>
-          <w:szCs w:val="28"/>
-          <w:lang w:val="nl-NL"/>
-        </w:rPr>
-        <w:t>Phòng</w:t>
-      </w:r>
-      <w:r>
-        <w:rPr>
-          <w:sz w:val="28"/>
-          <w:szCs w:val="28"/>
-          <w:lang w:val="sv-SE"/>
-        </w:rPr>
-        <w:t xml:space="preserve"> </w:t>
-      </w:r>
-      <w:r>
-        <w:rPr>
-          <w:sz w:val="28"/>
-          <w:szCs w:val="28"/>
-          <w:lang w:val="sv-SE"/>
-        </w:rPr>
-        <w:t>Kiểm tra số 2</w:t>
-      </w:r>
-      <w:r>
-        <w:rPr>
-          <w:sz w:val="28"/>
-          <w:szCs w:val="28"/>
-          <w:lang w:val="sv-SE"/>
-        </w:rPr>
-        <w:t>,</w:t>
-      </w:r>
-      <w:r>
-        <w:rPr>
-          <w:sz w:val="28"/>
-          <w:szCs w:val="28"/>
-          <w:lang w:val="sv-SE"/>
-        </w:rPr>
-        <w:t xml:space="preserve"> </w:t>
-      </w:r>
-      <w:r>
-        <w:rPr>
-          <w:sz w:val="28"/>
-          <w:szCs w:val="28"/>
-          <w:lang w:val="sv-SE"/>
-        </w:rPr>
-        <w:t>Thuế tỉnh Quảng Trị</w:t>
-      </w:r>
-      <w:r>
-        <w:rPr>
-          <w:sz w:val="28"/>
-          <w:szCs w:val="28"/>
-          <w:lang w:val="sv-SE"/>
-        </w:rPr>
-        <w:t xml:space="preserve"> </w:t>
-      </w:r>
-      <w:r>
-        <w:rPr>
-          <w:sz w:val="28"/>
-          <w:szCs w:val="28"/>
-          <w:lang w:val="sv-SE"/>
-        </w:rPr>
-        <w:t xml:space="preserve">là người giám sát hoạt động của Đoàn </w:t>
-      </w:r>
-      <w:r>
-        <w:rPr>
-          <w:sz w:val="28"/>
-          <w:szCs w:val="28"/>
-          <w:lang w:val="sv-SE"/>
-        </w:rPr>
-        <w:t>kiểm</w:t>
-      </w:r>
-      <w:r>
-        <w:rPr>
-          <w:sz w:val="28"/>
-          <w:szCs w:val="28"/>
-          <w:lang w:val="sv-SE"/>
-        </w:rPr>
-        <w:t xml:space="preserve"> tra </w:t>
-      </w:r>
-      <w:r>
-        <w:rPr>
-          <w:sz w:val="28"/>
-          <w:szCs w:val="28"/>
-          <w:lang w:val="sv-SE"/>
-        </w:rPr>
-        <w:t xml:space="preserve">thuế </w:t>
-      </w:r>
-      <w:r>
-        <w:rPr>
-          <w:sz w:val="28"/>
-          <w:szCs w:val="28"/>
-          <w:lang w:val="sv-SE"/>
-        </w:rPr>
-        <w:t xml:space="preserve">tại </w:t>
-      </w:r>
-      <w:r>
-        <w:rPr>
-          <w:sz w:val="28"/>
-          <w:szCs w:val="28"/>
-          <w:lang w:val="nl-NL"/>
-        </w:rPr>
-        <w:t>&lt;ten_dv&gt;</w:t>
-      </w:r>
-      <w:r>
-        <w:rPr>
-          <w:sz w:val="28"/>
-          <w:szCs w:val="28"/>
-          <w:lang w:val="nl-NL"/>
-        </w:rPr>
-        <w:t>.</w:t>
-      </w:r>
-    </w:p>
-    <w:p>
-      <w:pPr>
-        <w:ind w:firstLine="561"/>
-        <w:jc w:val="both"/>
-        <w:rPr>
+      </w:pPr>
+      <w:r>
+        <w:rPr>
+          <w:b/>
           <w:bCs/>
           <w:iCs/>
           <w:sz w:val="28"/>
           <w:szCs w:val="28"/>
           <w:lang w:val="sv-SE"/>
         </w:rPr>
-      </w:pPr>
+        <w:t>Điều 3</w:t>
+      </w:r>
       <w:r>
         <w:rPr>
           <w:b/>
@@ -1675,18 +1729,25 @@
           <w:szCs w:val="28"/>
           <w:lang w:val="sv-SE"/>
         </w:rPr>
-        <w:t>Điều 3</w:t>
-      </w:r>
-      <w:r>
-        <w:rPr>
-          <w:b/>
+        <w:t>.</w:t>
+      </w:r>
+      <w:r>
+        <w:rPr>
           <w:bCs/>
           <w:iCs/>
           <w:sz w:val="28"/>
           <w:szCs w:val="28"/>
           <w:lang w:val="sv-SE"/>
         </w:rPr>
-        <w:t>.</w:t>
+        <w:t xml:space="preserve"> </w:t>
+      </w:r>
+      <w:r>
+        <w:rPr>
+          <w:sz w:val="28"/>
+          <w:szCs w:val="28"/>
+          <w:lang w:val="nl-NL"/>
+        </w:rPr>
+        <w:t>&lt;Ng_giam_sat&gt;</w:t>
       </w:r>
       <w:r>
         <w:rPr>
@@ -1696,15 +1757,7 @@
           <w:szCs w:val="28"/>
           <w:lang w:val="sv-SE"/>
         </w:rPr>
-        <w:t xml:space="preserve"> </w:t>
-      </w:r>
-      <w:r>
-        <w:rPr>
-          <w:sz w:val="28"/>
-          <w:szCs w:val="28"/>
-          <w:lang w:val="nl-NL"/>
-        </w:rPr>
-        <w:t>&lt;Ng_giam_sat&gt;</w:t>
+        <w:t xml:space="preserve"> có nhiệm vụ giám sát hoạt động của Đoàn </w:t>
       </w:r>
       <w:r>
         <w:rPr>
@@ -1714,7 +1767,7 @@
           <w:szCs w:val="28"/>
           <w:lang w:val="sv-SE"/>
         </w:rPr>
-        <w:t xml:space="preserve"> có nhiệm vụ giám sát hoạt động của Đoàn </w:t>
+        <w:t>kiểm</w:t>
       </w:r>
       <w:r>
         <w:rPr>
@@ -1724,7 +1777,7 @@
           <w:szCs w:val="28"/>
           <w:lang w:val="sv-SE"/>
         </w:rPr>
-        <w:t>kiểm</w:t>
+        <w:t xml:space="preserve"> tra </w:t>
       </w:r>
       <w:r>
         <w:rPr>
@@ -1734,7 +1787,7 @@
           <w:szCs w:val="28"/>
           <w:lang w:val="sv-SE"/>
         </w:rPr>
-        <w:t xml:space="preserve"> tra </w:t>
+        <w:t xml:space="preserve">thuế </w:t>
       </w:r>
       <w:r>
         <w:rPr>
@@ -1744,7 +1797,7 @@
           <w:szCs w:val="28"/>
           <w:lang w:val="sv-SE"/>
         </w:rPr>
-        <w:t xml:space="preserve">thuế </w:t>
+        <w:t xml:space="preserve">theo quy định tại Quy chế giám sát hoạt động của Đoàn </w:t>
       </w:r>
       <w:r>
         <w:rPr>
@@ -1754,7 +1807,7 @@
           <w:szCs w:val="28"/>
           <w:lang w:val="sv-SE"/>
         </w:rPr>
-        <w:t xml:space="preserve">theo quy định tại Quy chế giám sát hoạt động của Đoàn </w:t>
+        <w:t>kiểm</w:t>
       </w:r>
       <w:r>
         <w:rPr>
@@ -1764,22 +1817,13 @@
           <w:szCs w:val="28"/>
           <w:lang w:val="sv-SE"/>
         </w:rPr>
-        <w:t>kiểm</w:t>
-      </w:r>
-      <w:r>
-        <w:rPr>
-          <w:bCs/>
-          <w:iCs/>
-          <w:sz w:val="28"/>
-          <w:szCs w:val="28"/>
-          <w:lang w:val="sv-SE"/>
-        </w:rPr>
         <w:t xml:space="preserve"> tra thuế.</w:t>
       </w:r>
     </w:p>
     <w:p>
       <w:pPr>
         <w:pStyle w:val="abc"/>
+        <w:spacing w:before="60"/>
         <w:ind w:firstLine="561"/>
         <w:jc w:val="both"/>
         <w:rPr>
@@ -2063,7 +2107,6 @@
           <w:sz w:val="22"/>
           <w:szCs w:val="22"/>
         </w:rPr>
-        <w:lastRenderedPageBreak/>
         <w:t>- Như Điều 4</w:t>
       </w:r>
       <w:r>
@@ -2115,6 +2158,7 @@
           <w:sz w:val="22"/>
           <w:szCs w:val="22"/>
         </w:rPr>
+        <w:lastRenderedPageBreak/>
         <w:t>- Lưu:</w:t>
       </w:r>
       <w:r>
@@ -2135,15 +2179,32 @@
         <w:rPr>
           <w:sz w:val="22"/>
           <w:szCs w:val="22"/>
-        </w:rPr>
-        <w:t>KT2</w:t>
+          <w:lang w:val="nl-NL"/>
+        </w:rPr>
+        <w:t>KT</w:t>
       </w:r>
       <w:r>
         <w:rPr>
           <w:sz w:val="22"/>
           <w:szCs w:val="22"/>
-        </w:rPr>
-        <w:t xml:space="preserve"> (03</w:t>
+          <w:lang w:val="nl-NL"/>
+        </w:rPr>
+        <w:t>r2</w:t>
+      </w:r>
+      <w:r>
+        <w:rPr>
+          <w:sz w:val="22"/>
+          <w:szCs w:val="22"/>
+          <w:lang w:val="nl-NL"/>
+        </w:rPr>
+        <w:t xml:space="preserve"> </w:t>
+      </w:r>
+      <w:r>
+        <w:rPr>
+          <w:sz w:val="22"/>
+          <w:szCs w:val="22"/>
+        </w:rPr>
+        <w:t>(03</w:t>
       </w:r>
       <w:r>
         <w:rPr>
@@ -2266,7 +2327,7 @@
     </w:p>
     <w:sectPr>
       <w:footerReference w:type="default" r:id="rId7"/>
-      <w:pgSz w:w="12240" w:h="15840"/>
+      <w:pgSz w:w="11906" w:h="16838" w:code="9"/>
       <w:pgMar w:top="1134" w:right="1134" w:bottom="1134" w:left="1701" w:header="284" w:footer="227" w:gutter="0"/>
       <w:cols w:space="720"/>
       <w:docGrid w:linePitch="360"/>
@@ -2901,6 +2962,7 @@
   <w:style w:type="character" w:default="1" w:styleId="DefaultParagraphFont">
     <w:name w:val="Default Paragraph Font"/>
     <w:uiPriority w:val="1"/>
+    <w:semiHidden/>
     <w:unhideWhenUsed/>
   </w:style>
   <w:style w:type="table" w:default="1" w:styleId="TableNormal">

--- a/static/media/4.qd_giam_sat_ktr_giai_the.docx
+++ b/static/media/4.qd_giam_sat_ktr_giai_the.docx
@@ -130,7 +130,7 @@
           </mc:Choice>
           <mc:Fallback>
             <w:pict>
-              <v:line w14:anchorId="4C607177" id="Line 14" o:spid="_x0000_s1026" style="position:absolute;z-index:251658240;visibility:visible;mso-wrap-style:square;mso-width-percent:0;mso-height-percent:0;mso-wrap-distance-left:9pt;mso-wrap-distance-top:0;mso-wrap-distance-right:9pt;mso-wrap-distance-bottom:0;mso-position-horizontal:absolute;mso-position-horizontal-relative:text;mso-position-vertical:absolute;mso-position-vertical-relative:text;mso-width-percent:0;mso-height-percent:0;mso-width-relative:page;mso-height-relative:page" from="242.85pt,16.4pt" to="404.85pt,16.4pt" o:gfxdata="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"/>
+              <v:line w14:anchorId="0F071930" id="Line 14" o:spid="_x0000_s1026" style="position:absolute;z-index:251658240;visibility:visible;mso-wrap-style:square;mso-width-percent:0;mso-height-percent:0;mso-wrap-distance-left:9pt;mso-wrap-distance-top:0;mso-wrap-distance-right:9pt;mso-wrap-distance-bottom:0;mso-position-horizontal:absolute;mso-position-horizontal-relative:text;mso-position-vertical:absolute;mso-position-vertical-relative:text;mso-width-percent:0;mso-height-percent:0;mso-width-relative:page;mso-height-relative:page" from="242.85pt,16.4pt" to="404.85pt,16.4pt" o:gfxdata="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"/>
             </w:pict>
           </mc:Fallback>
         </mc:AlternateContent>
@@ -205,7 +205,7 @@
           </mc:Choice>
           <mc:Fallback>
             <w:pict>
-              <v:line w14:anchorId="306762E6" id="Line 12" o:spid="_x0000_s1026" style="position:absolute;z-index:251656192;visibility:visible;mso-wrap-style:square;mso-width-percent:0;mso-height-percent:0;mso-wrap-distance-left:9pt;mso-wrap-distance-top:0;mso-wrap-distance-right:9pt;mso-wrap-distance-bottom:0;mso-position-horizontal:absolute;mso-position-horizontal-relative:text;mso-position-vertical:absolute;mso-position-vertical-relative:text;mso-width-percent:0;mso-height-percent:0;mso-width-relative:page;mso-height-relative:page" from="32.85pt,16.2pt" to="95.85pt,16.2pt" o:gfxdata="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"/>
+              <v:line w14:anchorId="44B225EA" id="Line 12" o:spid="_x0000_s1026" style="position:absolute;z-index:251656192;visibility:visible;mso-wrap-style:square;mso-width-percent:0;mso-height-percent:0;mso-wrap-distance-left:9pt;mso-wrap-distance-top:0;mso-wrap-distance-right:9pt;mso-wrap-distance-bottom:0;mso-position-horizontal:absolute;mso-position-horizontal-relative:text;mso-position-vertical:absolute;mso-position-vertical-relative:text;mso-width-percent:0;mso-height-percent:0;mso-width-relative:page;mso-height-relative:page" from="32.85pt,16.2pt" to="95.85pt,16.2pt" o:gfxdata="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"/>
             </w:pict>
           </mc:Fallback>
         </mc:AlternateContent>
@@ -1187,24 +1187,6 @@
       <w:r>
         <w:rPr>
           <w:i/>
-          <w:color w:val="000000" w:themeColor="text1"/>
-          <w:sz w:val="28"/>
-          <w:szCs w:val="28"/>
-        </w:rPr>
-        <w:t>Phòng</w:t>
-      </w:r>
-      <w:r>
-        <w:rPr>
-          <w:i/>
-          <w:sz w:val="28"/>
-          <w:szCs w:val="28"/>
-          <w:lang w:val="nl-NL"/>
-        </w:rPr>
-        <w:t xml:space="preserve"> </w:t>
-      </w:r>
-      <w:r>
-        <w:rPr>
-          <w:i/>
           <w:sz w:val="28"/>
           <w:szCs w:val="28"/>
           <w:lang w:val="nl-NL"/>
@@ -1611,22 +1593,6 @@
           <w:sz w:val="28"/>
           <w:szCs w:val="28"/>
           <w:lang w:val="nl-NL"/>
-        </w:rPr>
-        <w:t xml:space="preserve"> </w:t>
-      </w:r>
-      <w:r>
-        <w:rPr>
-          <w:sz w:val="28"/>
-          <w:szCs w:val="28"/>
-          <w:lang w:val="nl-NL"/>
-        </w:rPr>
-        <w:t>Phòng</w:t>
-      </w:r>
-      <w:r>
-        <w:rPr>
-          <w:sz w:val="28"/>
-          <w:szCs w:val="28"/>
-          <w:lang w:val="sv-SE"/>
         </w:rPr>
         <w:t xml:space="preserve"> </w:t>
       </w:r>

--- a/static/media/4.qd_giam_sat_ktr_giai_the.docx
+++ b/static/media/4.qd_giam_sat_ktr_giai_the.docx
@@ -1034,16 +1034,7 @@
           <w:szCs w:val="28"/>
           <w:lang w:val="nl-NL"/>
         </w:rPr>
-        <w:t xml:space="preserve"> </w:t>
-      </w:r>
-      <w:r>
-        <w:rPr>
-          <w:i/>
-          <w:sz w:val="28"/>
-          <w:szCs w:val="28"/>
-          <w:lang w:val="nl-NL"/>
-        </w:rPr>
-        <w:t>Trưởng</w:t>
+        <w:t xml:space="preserve"> Trưởng</w:t>
       </w:r>
       <w:r>
         <w:rPr>
@@ -1994,7 +1985,7 @@
         <w:tabs>
           <w:tab w:val="center" w:pos="6804"/>
         </w:tabs>
-        <w:ind w:right="119"/>
+        <w:ind w:right="-1"/>
         <w:jc w:val="both"/>
         <w:rPr>
           <w:sz w:val="28"/>

--- a/static/media/4.qd_giam_sat_ktr_giai_the.docx
+++ b/static/media/4.qd_giam_sat_ktr_giai_the.docx
@@ -780,12 +780,32 @@
       <w:r>
         <w:rPr>
           <w:i/>
+          <w:color w:val="000000"/>
+          <w:sz w:val="28"/>
+          <w:szCs w:val="28"/>
+          <w:lang w:val="nl-NL"/>
+        </w:rPr>
+        <w:t>Căn cứ các Luật Thuế, Luật P</w:t>
+      </w:r>
+      <w:r>
+        <w:rPr>
+          <w:i/>
+          <w:color w:val="000000"/>
+          <w:sz w:val="28"/>
+          <w:szCs w:val="28"/>
+          <w:lang w:val="nl-NL"/>
+        </w:rPr>
+        <w:t>hí, lệ phí và các văn bản hướng dẫn thi hành</w:t>
+      </w:r>
+      <w:r>
+        <w:rPr>
+          <w:i/>
           <w:color w:val="000000" w:themeColor="text1"/>
           <w:sz w:val="28"/>
           <w:szCs w:val="28"/>
           <w:lang w:val="nl-NL"/>
         </w:rPr>
-        <w:t>Căn cứ các Luật Thuế, phí, lệ phí và các văn bản hướng dẫn thi hành;</w:t>
+        <w:t>;</w:t>
       </w:r>
     </w:p>
     <w:p>
@@ -1561,7 +1581,7 @@
           <w:szCs w:val="28"/>
           <w:lang w:val="nl-NL"/>
         </w:rPr>
-        <w:t xml:space="preserve"> –</w:t>
+        <w:t>,</w:t>
       </w:r>
       <w:r>
         <w:rPr>
@@ -1909,9 +1929,20 @@
           <w:iCs/>
           <w:sz w:val="28"/>
           <w:szCs w:val="28"/>
-          <w:lang w:val="nl-NL"/>
-        </w:rPr>
-        <w:t xml:space="preserve">, </w:t>
+          <w:lang w:val="sv-SE"/>
+        </w:rPr>
+        <w:t xml:space="preserve"> </w:t>
+      </w:r>
+      <w:r>
+        <w:rPr>
+          <w:rFonts w:ascii="Times New Roman" w:hAnsi="Times New Roman" w:cs="Times New Roman"/>
+          <w:bCs/>
+          <w:iCs/>
+          <w:sz w:val="28"/>
+          <w:szCs w:val="28"/>
+          <w:lang w:val="nl-NL"/>
+        </w:rPr>
+        <w:t xml:space="preserve">và </w:t>
       </w:r>
       <w:r>
         <w:rPr>
@@ -1926,15 +1957,6 @@
       <w:r>
         <w:rPr>
           <w:rFonts w:ascii="Times New Roman" w:hAnsi="Times New Roman" w:cs="Times New Roman"/>
-          <w:color w:val="000000" w:themeColor="text1"/>
-          <w:sz w:val="28"/>
-          <w:szCs w:val="28"/>
-          <w:lang w:val="nl-NL"/>
-        </w:rPr>
-        <w:t xml:space="preserve"> và các tổ chức cá nhân liên quan</w:t>
-      </w:r>
-      <w:r>
-        <w:rPr>
           <w:color w:val="000000" w:themeColor="text1"/>
           <w:sz w:val="28"/>
           <w:szCs w:val="28"/>
@@ -2152,23 +2174,8 @@
         <w:rPr>
           <w:sz w:val="22"/>
           <w:szCs w:val="22"/>
-          <w:lang w:val="nl-NL"/>
-        </w:rPr>
-        <w:t xml:space="preserve"> </w:t>
-      </w:r>
-      <w:r>
-        <w:rPr>
-          <w:sz w:val="22"/>
-          <w:szCs w:val="22"/>
-        </w:rPr>
-        <w:t>(03</w:t>
-      </w:r>
-      <w:r>
-        <w:rPr>
-          <w:sz w:val="22"/>
-          <w:szCs w:val="22"/>
-        </w:rPr>
-        <w:t>b).</w:t>
+        </w:rPr>
+        <w:t>.</w:t>
       </w:r>
     </w:p>
     <w:p>

--- a/static/media/4.qd_giam_sat_ktr_giai_the.docx
+++ b/static/media/4.qd_giam_sat_ktr_giai_the.docx
@@ -332,7 +332,7 @@
       <w:pPr>
         <w:tabs>
           <w:tab w:val="center" w:pos="1418"/>
-          <w:tab w:val="right" w:pos="9356"/>
+          <w:tab w:val="right" w:pos="8505"/>
         </w:tabs>
         <w:spacing w:before="60"/>
         <w:ind w:left="-567"/>
@@ -825,7 +825,7 @@
           <w:sz w:val="28"/>
           <w:szCs w:val="28"/>
         </w:rPr>
-        <w:t>Căn cứ Quyết định số 1376/QĐ-CT ngày 30/6/2025 của Cục trưởng Cục Thuế về việc ban hành quy định chức năng, nhiệm vụ, quyền hạn và cơ cấu tổ chức của Thuế tỉnh, thành phố thuộc Cục Thuế</w:t>
+        <w:t>Căn cứ Quyết định số 1376/QĐ-CT ngày 30/6/2025 của Cục trưởng Cục Thuế ban hành quy định chức năng, nhiệm vụ, quyền hạn và cơ cấu tổ chức của Thuế tỉnh, thành phố thuộc Cục Thuế</w:t>
       </w:r>
       <w:r>
         <w:rPr>
